--- a/Руководство для пользователя.docx
+++ b/Руководство для пользователя.docx
@@ -4184,6 +4184,61 @@
           <w:sz w:val="28"/>
           <w:szCs w:val="28"/>
         </w:rPr>
+        <w:t>Предупреждение в само</w:t>
+      </w:r>
+      <w:r>
+        <w:rPr>
+          <w:color w:val="0F1115"/>
+          <w:sz w:val="28"/>
+          <w:szCs w:val="28"/>
+        </w:rPr>
+        <w:t>м верху (если есть превышение) –</w:t>
+      </w:r>
+      <w:r>
+        <w:rPr>
+          <w:color w:val="0F1115"/>
+          <w:sz w:val="28"/>
+          <w:szCs w:val="28"/>
+        </w:rPr>
+        <w:t xml:space="preserve"> красный блок с текстом «Превышен лимит 39 уровней» и </w:t>
+      </w:r>
+      <w:proofErr w:type="spellStart"/>
+      <w:r>
+        <w:rPr>
+          <w:color w:val="0F1115"/>
+          <w:sz w:val="28"/>
+          <w:szCs w:val="28"/>
+        </w:rPr>
+        <w:t>кликабельными</w:t>
+      </w:r>
+      <w:proofErr w:type="spellEnd"/>
+      <w:r>
+        <w:rPr>
+          <w:color w:val="0F1115"/>
+          <w:sz w:val="28"/>
+          <w:szCs w:val="28"/>
+        </w:rPr>
+        <w:t xml:space="preserve"> чипами проблемных шагов. Он остаётся видимым, пока пользователь не сбросит чары (кнопка «Очистить», смена предмета или режима).</w:t>
+      </w:r>
+    </w:p>
+    <w:p>
+      <w:pPr>
+        <w:pStyle w:val="ds-markdown-paragraph"/>
+        <w:shd w:val="clear" w:color="auto" w:fill="FFFFFF"/>
+        <w:spacing w:before="0" w:beforeAutospacing="0" w:after="0" w:afterAutospacing="0" w:line="360" w:lineRule="auto"/>
+        <w:ind w:firstLine="709"/>
+        <w:rPr>
+          <w:color w:val="0F1115"/>
+          <w:sz w:val="28"/>
+          <w:szCs w:val="28"/>
+        </w:rPr>
+      </w:pPr>
+      <w:r>
+        <w:rPr>
+          <w:color w:val="0F1115"/>
+          <w:sz w:val="28"/>
+          <w:szCs w:val="28"/>
+        </w:rPr>
         <w:t>Каждая операция наковальни показана отдельным блоком:</w:t>
       </w:r>
     </w:p>
@@ -4259,158 +4314,27 @@
           <w:sz w:val="28"/>
           <w:szCs w:val="28"/>
         </w:rPr>
-        <w:t>Формула — из чего складывается стоимость:</w:t>
-      </w:r>
-    </w:p>
-    <w:p>
-      <w:pPr>
-        <w:pStyle w:val="ds-markdown-paragraph"/>
-        <w:numPr>
-          <w:ilvl w:val="1"/>
-          <w:numId w:val="29"/>
-        </w:numPr>
-        <w:shd w:val="clear" w:color="auto" w:fill="FFFFFF"/>
-        <w:spacing w:before="0" w:beforeAutospacing="0" w:after="0" w:afterAutospacing="0" w:line="360" w:lineRule="auto"/>
-        <w:ind w:left="1418" w:hanging="284"/>
-        <w:rPr>
-          <w:color w:val="0F1115"/>
-          <w:sz w:val="28"/>
-          <w:szCs w:val="28"/>
-        </w:rPr>
-      </w:pPr>
-      <w:r>
-        <w:rPr>
-          <w:color w:val="0F1115"/>
-          <w:sz w:val="28"/>
-          <w:szCs w:val="28"/>
-        </w:rPr>
-        <w:t>стоимость всех чар жертвы с учётом множителя,</w:t>
-      </w:r>
-    </w:p>
-    <w:p>
-      <w:pPr>
-        <w:pStyle w:val="ds-markdown-paragraph"/>
-        <w:numPr>
-          <w:ilvl w:val="1"/>
-          <w:numId w:val="29"/>
-        </w:numPr>
-        <w:shd w:val="clear" w:color="auto" w:fill="FFFFFF"/>
-        <w:spacing w:before="0" w:beforeAutospacing="0" w:after="0" w:afterAutospacing="0" w:line="360" w:lineRule="auto"/>
-        <w:ind w:left="1418" w:hanging="284"/>
-        <w:rPr>
-          <w:color w:val="0F1115"/>
-          <w:sz w:val="28"/>
-          <w:szCs w:val="28"/>
-        </w:rPr>
-      </w:pPr>
-      <w:r>
-        <w:rPr>
-          <w:color w:val="0F1115"/>
-          <w:sz w:val="28"/>
-          <w:szCs w:val="28"/>
-        </w:rPr>
-        <w:t>штраф цели (2ⁿ − 1),</w:t>
-      </w:r>
-    </w:p>
-    <w:p>
-      <w:pPr>
-        <w:pStyle w:val="ds-markdown-paragraph"/>
-        <w:numPr>
-          <w:ilvl w:val="1"/>
-          <w:numId w:val="29"/>
-        </w:numPr>
-        <w:shd w:val="clear" w:color="auto" w:fill="FFFFFF"/>
-        <w:spacing w:before="0" w:beforeAutospacing="0" w:after="0" w:afterAutospacing="0" w:line="360" w:lineRule="auto"/>
-        <w:ind w:left="1418" w:hanging="284"/>
-        <w:rPr>
-          <w:color w:val="0F1115"/>
-          <w:sz w:val="28"/>
-          <w:szCs w:val="28"/>
-        </w:rPr>
-      </w:pPr>
-      <w:r>
-        <w:rPr>
-          <w:color w:val="0F1115"/>
-          <w:sz w:val="28"/>
-          <w:szCs w:val="28"/>
-        </w:rPr>
-        <w:t>штраф жертвы (2ⁿ − 1),</w:t>
-      </w:r>
-    </w:p>
-    <w:p>
-      <w:pPr>
-        <w:pStyle w:val="ds-markdown-paragraph"/>
-        <w:numPr>
-          <w:ilvl w:val="1"/>
-          <w:numId w:val="29"/>
-        </w:numPr>
-        <w:shd w:val="clear" w:color="auto" w:fill="FFFFFF"/>
-        <w:spacing w:before="0" w:beforeAutospacing="0" w:after="0" w:afterAutospacing="0" w:line="360" w:lineRule="auto"/>
-        <w:ind w:left="1418" w:hanging="284"/>
-        <w:rPr>
-          <w:color w:val="0F1115"/>
-          <w:sz w:val="28"/>
-          <w:szCs w:val="28"/>
-        </w:rPr>
-      </w:pPr>
-      <w:r>
-        <w:rPr>
-          <w:color w:val="0F1115"/>
-          <w:sz w:val="28"/>
-          <w:szCs w:val="28"/>
-        </w:rPr>
-        <w:t>штраф за несовместимость (если чар был отброшен),</w:t>
-      </w:r>
-    </w:p>
-    <w:p>
-      <w:pPr>
-        <w:pStyle w:val="ds-markdown-paragraph"/>
-        <w:numPr>
-          <w:ilvl w:val="1"/>
-          <w:numId w:val="29"/>
-        </w:numPr>
-        <w:shd w:val="clear" w:color="auto" w:fill="FFFFFF"/>
-        <w:spacing w:before="0" w:beforeAutospacing="0" w:after="0" w:afterAutospacing="0" w:line="360" w:lineRule="auto"/>
-        <w:ind w:left="1418" w:hanging="284"/>
-        <w:rPr>
-          <w:color w:val="0F1115"/>
-          <w:sz w:val="28"/>
-          <w:szCs w:val="28"/>
-        </w:rPr>
-      </w:pPr>
-      <w:r>
-        <w:rPr>
-          <w:color w:val="0F1115"/>
-          <w:sz w:val="28"/>
-          <w:szCs w:val="28"/>
-        </w:rPr>
-        <w:t>стоимость ремонта и переименования (на финальном шаге).</w:t>
-      </w:r>
-    </w:p>
-    <w:p>
-      <w:pPr>
-        <w:pStyle w:val="ds-markdown-paragraph"/>
-        <w:numPr>
-          <w:ilvl w:val="0"/>
-          <w:numId w:val="29"/>
-        </w:numPr>
-        <w:shd w:val="clear" w:color="auto" w:fill="FFFFFF"/>
-        <w:spacing w:before="0" w:beforeAutospacing="0" w:after="0" w:afterAutospacing="0" w:line="360" w:lineRule="auto"/>
-        <w:ind w:left="1134" w:hanging="283"/>
-        <w:rPr>
-          <w:color w:val="0F1115"/>
-          <w:sz w:val="28"/>
-          <w:szCs w:val="28"/>
-        </w:rPr>
-      </w:pPr>
-      <w:r>
-        <w:rPr>
-          <w:color w:val="0F1115"/>
-          <w:sz w:val="28"/>
-          <w:szCs w:val="28"/>
-        </w:rPr>
-        <w:lastRenderedPageBreak/>
         <w:t>Результат — что получится после слияния.</w:t>
+      </w:r>
+    </w:p>
+    <w:p>
+      <w:pPr>
+        <w:spacing w:after="160" w:line="259" w:lineRule="auto"/>
+        <w:rPr>
+          <w:rFonts w:eastAsia="Times New Roman" w:cs="Times New Roman"/>
+          <w:color w:val="0F1115"/>
+          <w:sz w:val="28"/>
+          <w:szCs w:val="28"/>
+          <w:lang w:eastAsia="ru-RU"/>
+        </w:rPr>
+      </w:pPr>
+      <w:r>
+        <w:rPr>
+          <w:color w:val="0F1115"/>
+          <w:sz w:val="28"/>
+          <w:szCs w:val="28"/>
+        </w:rPr>
+        <w:br w:type="page"/>
       </w:r>
     </w:p>
     <w:p>
@@ -4431,6 +4355,7 @@
           <w:sz w:val="28"/>
           <w:szCs w:val="28"/>
         </w:rPr>
+        <w:lastRenderedPageBreak/>
         <w:t>На рисунке 10 изображён пошаговый расчёт первых двух шагов.</w:t>
       </w:r>
     </w:p>
@@ -4447,10 +4372,10 @@
           <w:noProof/>
         </w:rPr>
         <w:drawing>
-          <wp:inline distT="0" distB="0" distL="0" distR="0" wp14:anchorId="2D536494" wp14:editId="734656A9">
-            <wp:extent cx="5495925" cy="4309495"/>
-            <wp:effectExtent l="19050" t="19050" r="9525" b="15240"/>
-            <wp:docPr id="11" name="Рисунок 11"/>
+          <wp:inline distT="0" distB="0" distL="0" distR="0" wp14:anchorId="3B1CCA5B" wp14:editId="37F54C82">
+            <wp:extent cx="5684364" cy="2667000"/>
+            <wp:effectExtent l="19050" t="19050" r="12065" b="19050"/>
+            <wp:docPr id="13" name="Рисунок 13"/>
             <wp:cNvGraphicFramePr>
               <a:graphicFrameLocks xmlns:a="http://schemas.openxmlformats.org/drawingml/2006/main" noChangeAspect="1"/>
             </wp:cNvGraphicFramePr>
@@ -4470,7 +4395,7 @@
                   <pic:spPr>
                     <a:xfrm>
                       <a:off x="0" y="0"/>
-                      <a:ext cx="5515132" cy="4324555"/>
+                      <a:ext cx="5696882" cy="2672873"/>
                     </a:xfrm>
                     <a:prstGeom prst="rect">
                       <a:avLst/>
@@ -4593,26 +4518,6 @@
     </w:p>
     <w:p>
       <w:pPr>
-        <w:spacing w:after="160" w:line="259" w:lineRule="auto"/>
-        <w:rPr>
-          <w:rFonts w:eastAsia="Times New Roman" w:cs="Times New Roman"/>
-          <w:color w:val="0F1115"/>
-          <w:sz w:val="28"/>
-          <w:szCs w:val="28"/>
-          <w:lang w:eastAsia="ru-RU"/>
-        </w:rPr>
-      </w:pPr>
-      <w:r>
-        <w:rPr>
-          <w:color w:val="0F1115"/>
-          <w:sz w:val="28"/>
-          <w:szCs w:val="28"/>
-        </w:rPr>
-        <w:br w:type="page"/>
-      </w:r>
-    </w:p>
-    <w:p>
-      <w:pPr>
         <w:pStyle w:val="ds-markdown-paragraph"/>
         <w:shd w:val="clear" w:color="auto" w:fill="FFFFFF"/>
         <w:spacing w:before="0" w:beforeAutospacing="0" w:after="0" w:afterAutospacing="0" w:line="360" w:lineRule="auto"/>
@@ -4629,7 +4534,6 @@
           <w:sz w:val="28"/>
           <w:szCs w:val="28"/>
         </w:rPr>
-        <w:lastRenderedPageBreak/>
         <w:t xml:space="preserve">На рисунке 11 изображена подцветка </w:t>
       </w:r>
       <w:proofErr w:type="gramStart"/>
@@ -4664,10 +4568,10 @@
           <w:noProof/>
         </w:rPr>
         <w:drawing>
-          <wp:inline distT="0" distB="0" distL="0" distR="0" wp14:anchorId="28E66FCB" wp14:editId="2B5B9417">
-            <wp:extent cx="5306060" cy="2876550"/>
-            <wp:effectExtent l="19050" t="19050" r="27940" b="19050"/>
-            <wp:docPr id="12" name="Рисунок 12"/>
+          <wp:inline distT="0" distB="0" distL="0" distR="0" wp14:anchorId="32285B54" wp14:editId="247159CD">
+            <wp:extent cx="4951145" cy="1304925"/>
+            <wp:effectExtent l="19050" t="19050" r="20955" b="9525"/>
+            <wp:docPr id="14" name="Рисунок 14"/>
             <wp:cNvGraphicFramePr>
               <a:graphicFrameLocks xmlns:a="http://schemas.openxmlformats.org/drawingml/2006/main" noChangeAspect="1"/>
             </wp:cNvGraphicFramePr>
@@ -4687,7 +4591,7 @@
                   <pic:spPr>
                     <a:xfrm>
                       <a:off x="0" y="0"/>
-                      <a:ext cx="5316995" cy="2882478"/>
+                      <a:ext cx="4975718" cy="1311402"/>
                     </a:xfrm>
                     <a:prstGeom prst="rect">
                       <a:avLst/>
@@ -4779,7 +4683,123 @@
           <w:sz w:val="28"/>
           <w:szCs w:val="28"/>
         </w:rPr>
-        <w:t>Внизу выводится:</w:t>
+        <w:t>Сводка внизу</w:t>
+      </w:r>
+      <w:r>
+        <w:rPr>
+          <w:color w:val="0F1115"/>
+          <w:sz w:val="28"/>
+          <w:szCs w:val="28"/>
+        </w:rPr>
+        <w:t>:</w:t>
+      </w:r>
+    </w:p>
+    <w:p>
+      <w:pPr>
+        <w:pStyle w:val="ds-markdown-paragraph"/>
+        <w:numPr>
+          <w:ilvl w:val="0"/>
+          <w:numId w:val="37"/>
+        </w:numPr>
+        <w:shd w:val="clear" w:color="auto" w:fill="FFFFFF"/>
+        <w:spacing w:before="0" w:beforeAutospacing="0" w:after="0" w:afterAutospacing="0" w:line="360" w:lineRule="auto"/>
+        <w:ind w:left="1134" w:hanging="283"/>
+        <w:rPr>
+          <w:color w:val="0F1115"/>
+          <w:sz w:val="28"/>
+          <w:szCs w:val="28"/>
+        </w:rPr>
+      </w:pPr>
+      <w:r>
+        <w:rPr>
+          <w:color w:val="0F1115"/>
+          <w:sz w:val="28"/>
+          <w:szCs w:val="28"/>
+        </w:rPr>
+        <w:t>Общий расход опыта.</w:t>
+      </w:r>
+    </w:p>
+    <w:p>
+      <w:pPr>
+        <w:pStyle w:val="ds-markdown-paragraph"/>
+        <w:numPr>
+          <w:ilvl w:val="0"/>
+          <w:numId w:val="37"/>
+        </w:numPr>
+        <w:shd w:val="clear" w:color="auto" w:fill="FFFFFF"/>
+        <w:spacing w:before="0" w:beforeAutospacing="0" w:after="0" w:afterAutospacing="0" w:line="360" w:lineRule="auto"/>
+        <w:ind w:left="1134" w:hanging="283"/>
+        <w:rPr>
+          <w:color w:val="0F1115"/>
+          <w:sz w:val="28"/>
+          <w:szCs w:val="28"/>
+        </w:rPr>
+      </w:pPr>
+      <w:r>
+        <w:rPr>
+          <w:color w:val="0F1115"/>
+          <w:sz w:val="28"/>
+          <w:szCs w:val="28"/>
+        </w:rPr>
+        <w:t xml:space="preserve">Количество операций. </w:t>
+      </w:r>
+    </w:p>
+    <w:p>
+      <w:pPr>
+        <w:pStyle w:val="ds-markdown-paragraph"/>
+        <w:numPr>
+          <w:ilvl w:val="0"/>
+          <w:numId w:val="37"/>
+        </w:numPr>
+        <w:shd w:val="clear" w:color="auto" w:fill="FFFFFF"/>
+        <w:spacing w:before="0" w:beforeAutospacing="0" w:after="0" w:afterAutospacing="0" w:line="360" w:lineRule="auto"/>
+        <w:ind w:left="1134" w:hanging="283"/>
+        <w:rPr>
+          <w:color w:val="0F1115"/>
+          <w:sz w:val="28"/>
+          <w:szCs w:val="28"/>
+        </w:rPr>
+      </w:pPr>
+      <w:r>
+        <w:rPr>
+          <w:color w:val="0F1115"/>
+          <w:sz w:val="28"/>
+          <w:szCs w:val="28"/>
+        </w:rPr>
+        <w:t xml:space="preserve">Статус (все шаги в </w:t>
+      </w:r>
+      <w:r>
+        <w:rPr>
+          <w:color w:val="0F1115"/>
+          <w:sz w:val="28"/>
+          <w:szCs w:val="28"/>
+        </w:rPr>
+        <w:t>пределах 39 / есть превышения).</w:t>
+      </w:r>
+    </w:p>
+    <w:p>
+      <w:pPr>
+        <w:pStyle w:val="ds-markdown-paragraph"/>
+        <w:numPr>
+          <w:ilvl w:val="0"/>
+          <w:numId w:val="37"/>
+        </w:numPr>
+        <w:shd w:val="clear" w:color="auto" w:fill="FFFFFF"/>
+        <w:spacing w:before="0" w:beforeAutospacing="0" w:after="0" w:afterAutospacing="0" w:line="360" w:lineRule="auto"/>
+        <w:ind w:left="1134" w:hanging="283"/>
+        <w:rPr>
+          <w:color w:val="0F1115"/>
+          <w:sz w:val="28"/>
+          <w:szCs w:val="28"/>
+        </w:rPr>
+      </w:pPr>
+      <w:r>
+        <w:rPr>
+          <w:color w:val="0F1115"/>
+          <w:sz w:val="28"/>
+          <w:szCs w:val="28"/>
+        </w:rPr>
+        <w:t>Итоговый штраф предмета (n и 2ⁿ − 1 для следующего использования).</w:t>
       </w:r>
     </w:p>
     <w:p>
@@ -4800,7 +4820,42 @@
           <w:sz w:val="28"/>
           <w:szCs w:val="28"/>
         </w:rPr>
-        <w:t>Финальная стоимость — цена последнего применения наковальни.</w:t>
+        <w:lastRenderedPageBreak/>
+        <w:t>Блок «</w:t>
+      </w:r>
+      <w:r>
+        <w:rPr>
+          <w:color w:val="0F1115"/>
+          <w:sz w:val="28"/>
+          <w:szCs w:val="28"/>
+        </w:rPr>
+        <w:t>Превышен лимит 39 уровней» –</w:t>
+      </w:r>
+      <w:r>
+        <w:rPr>
+          <w:color w:val="0F1115"/>
+          <w:sz w:val="28"/>
+          <w:szCs w:val="28"/>
+        </w:rPr>
+        <w:t xml:space="preserve"> если какие-то шаги превысили лимит, здесь появятся </w:t>
+      </w:r>
+      <w:proofErr w:type="spellStart"/>
+      <w:r>
+        <w:rPr>
+          <w:color w:val="0F1115"/>
+          <w:sz w:val="28"/>
+          <w:szCs w:val="28"/>
+        </w:rPr>
+        <w:t>кликабельные</w:t>
+      </w:r>
+      <w:proofErr w:type="spellEnd"/>
+      <w:r>
+        <w:rPr>
+          <w:color w:val="0F1115"/>
+          <w:sz w:val="28"/>
+          <w:szCs w:val="28"/>
+        </w:rPr>
+        <w:t xml:space="preserve"> чипы с номерами шагов и их стоимостью. Клик по чипу прокрутит страницу к нужному шагу и подсветит его.</w:t>
       </w:r>
     </w:p>
     <w:p>
@@ -4821,7 +4876,110 @@
           <w:sz w:val="28"/>
           <w:szCs w:val="28"/>
         </w:rPr>
-        <w:t>Общий расход опыта — сумма всех шагов.</w:t>
+        <w:t>На рисунке 12 изображено предупреждение о превышении лимита</w:t>
+      </w:r>
+    </w:p>
+    <w:p>
+      <w:pPr>
+        <w:pStyle w:val="ds-markdown-paragraph"/>
+        <w:keepNext/>
+        <w:shd w:val="clear" w:color="auto" w:fill="FFFFFF"/>
+        <w:spacing w:before="0" w:beforeAutospacing="0" w:after="0" w:afterAutospacing="0"/>
+        <w:jc w:val="center"/>
+      </w:pPr>
+      <w:r>
+        <w:rPr>
+          <w:noProof/>
+        </w:rPr>
+        <w:drawing>
+          <wp:inline distT="0" distB="0" distL="0" distR="0" wp14:anchorId="14115D70" wp14:editId="793A4563">
+            <wp:extent cx="5151699" cy="1276350"/>
+            <wp:effectExtent l="19050" t="19050" r="11430" b="19050"/>
+            <wp:docPr id="15" name="Рисунок 15"/>
+            <wp:cNvGraphicFramePr>
+              <a:graphicFrameLocks xmlns:a="http://schemas.openxmlformats.org/drawingml/2006/main" noChangeAspect="1"/>
+            </wp:cNvGraphicFramePr>
+            <a:graphic xmlns:a="http://schemas.openxmlformats.org/drawingml/2006/main">
+              <a:graphicData uri="http://schemas.openxmlformats.org/drawingml/2006/picture">
+                <pic:pic xmlns:pic="http://schemas.openxmlformats.org/drawingml/2006/picture">
+                  <pic:nvPicPr>
+                    <pic:cNvPr id="1" name=""/>
+                    <pic:cNvPicPr/>
+                  </pic:nvPicPr>
+                  <pic:blipFill>
+                    <a:blip r:embed="rId19"/>
+                    <a:stretch>
+                      <a:fillRect/>
+                    </a:stretch>
+                  </pic:blipFill>
+                  <pic:spPr>
+                    <a:xfrm>
+                      <a:off x="0" y="0"/>
+                      <a:ext cx="5241848" cy="1298685"/>
+                    </a:xfrm>
+                    <a:prstGeom prst="rect">
+                      <a:avLst/>
+                    </a:prstGeom>
+                    <a:ln>
+                      <a:solidFill>
+                        <a:schemeClr val="tx1"/>
+                      </a:solidFill>
+                    </a:ln>
+                  </pic:spPr>
+                </pic:pic>
+              </a:graphicData>
+            </a:graphic>
+          </wp:inline>
+        </w:drawing>
+      </w:r>
+    </w:p>
+    <w:p>
+      <w:pPr>
+        <w:pStyle w:val="1"/>
+        <w:rPr>
+          <w:color w:val="0F1115"/>
+          <w:sz w:val="28"/>
+          <w:szCs w:val="28"/>
+        </w:rPr>
+      </w:pPr>
+      <w:r>
+        <w:t xml:space="preserve">Рисунок </w:t>
+      </w:r>
+      <w:r>
+        <w:fldChar w:fldCharType="begin"/>
+      </w:r>
+      <w:r>
+        <w:instrText xml:space="preserve"> SEQ Рисунок \* ARABIC </w:instrText>
+      </w:r>
+      <w:r>
+        <w:fldChar w:fldCharType="separate"/>
+      </w:r>
+      <w:r>
+        <w:rPr>
+          <w:noProof/>
+        </w:rPr>
+        <w:t>12</w:t>
+      </w:r>
+      <w:r>
+        <w:fldChar w:fldCharType="end"/>
+      </w:r>
+      <w:r>
+        <w:t xml:space="preserve"> – П</w:t>
+      </w:r>
+      <w:r>
+        <w:t>редупреждение о превышении лимита</w:t>
+      </w:r>
+      <w:r>
+        <w:t>.</w:t>
+      </w:r>
+    </w:p>
+    <w:p>
+      <w:pPr>
+        <w:pStyle w:val="a9"/>
+        <w:spacing w:before="600"/>
+      </w:pPr>
+      <w:r>
+        <w:t>Уведомления</w:t>
       </w:r>
     </w:p>
     <w:p>
@@ -4842,7 +5000,143 @@
           <w:sz w:val="28"/>
           <w:szCs w:val="28"/>
         </w:rPr>
-        <w:t>Количество операций.</w:t>
+        <w:t>В правом верхнем углу появляются всплывающие уведомления:</w:t>
+      </w:r>
+    </w:p>
+    <w:p>
+      <w:pPr>
+        <w:pStyle w:val="ds-markdown-paragraph"/>
+        <w:numPr>
+          <w:ilvl w:val="0"/>
+          <w:numId w:val="33"/>
+        </w:numPr>
+        <w:shd w:val="clear" w:color="auto" w:fill="FFFFFF"/>
+        <w:spacing w:before="0" w:beforeAutospacing="0" w:after="0" w:afterAutospacing="0" w:line="360" w:lineRule="auto"/>
+        <w:ind w:left="1134" w:hanging="283"/>
+        <w:rPr>
+          <w:color w:val="0F1115"/>
+          <w:sz w:val="28"/>
+          <w:szCs w:val="28"/>
+        </w:rPr>
+      </w:pPr>
+      <w:r>
+        <w:rPr>
+          <w:color w:val="0F1115"/>
+          <w:sz w:val="28"/>
+          <w:szCs w:val="28"/>
+        </w:rPr>
+        <w:t>Успех — чар добавлен, расчёт готов.</w:t>
+      </w:r>
+    </w:p>
+    <w:p>
+      <w:pPr>
+        <w:pStyle w:val="ds-markdown-paragraph"/>
+        <w:numPr>
+          <w:ilvl w:val="0"/>
+          <w:numId w:val="33"/>
+        </w:numPr>
+        <w:shd w:val="clear" w:color="auto" w:fill="FFFFFF"/>
+        <w:spacing w:before="0" w:beforeAutospacing="0" w:after="0" w:afterAutospacing="0" w:line="360" w:lineRule="auto"/>
+        <w:ind w:left="1134" w:hanging="283"/>
+        <w:rPr>
+          <w:color w:val="0F1115"/>
+          <w:sz w:val="28"/>
+          <w:szCs w:val="28"/>
+        </w:rPr>
+      </w:pPr>
+      <w:r>
+        <w:rPr>
+          <w:color w:val="0F1115"/>
+          <w:sz w:val="28"/>
+          <w:szCs w:val="28"/>
+        </w:rPr>
+        <w:t xml:space="preserve">Предупреждение — </w:t>
+      </w:r>
+      <w:proofErr w:type="spellStart"/>
+      <w:r>
+        <w:rPr>
+          <w:color w:val="0F1115"/>
+          <w:sz w:val="28"/>
+          <w:szCs w:val="28"/>
+        </w:rPr>
+        <w:t>невалидный</w:t>
+      </w:r>
+      <w:proofErr w:type="spellEnd"/>
+      <w:r>
+        <w:rPr>
+          <w:color w:val="0F1115"/>
+          <w:sz w:val="28"/>
+          <w:szCs w:val="28"/>
+        </w:rPr>
+        <w:t xml:space="preserve"> ввод, чар на максимуме, пустой список.</w:t>
+      </w:r>
+    </w:p>
+    <w:p>
+      <w:pPr>
+        <w:pStyle w:val="ds-markdown-paragraph"/>
+        <w:numPr>
+          <w:ilvl w:val="0"/>
+          <w:numId w:val="33"/>
+        </w:numPr>
+        <w:shd w:val="clear" w:color="auto" w:fill="FFFFFF"/>
+        <w:spacing w:before="0" w:beforeAutospacing="0" w:after="0" w:afterAutospacing="0" w:line="360" w:lineRule="auto"/>
+        <w:ind w:left="1134" w:hanging="283"/>
+        <w:rPr>
+          <w:color w:val="0F1115"/>
+          <w:sz w:val="28"/>
+          <w:szCs w:val="28"/>
+        </w:rPr>
+      </w:pPr>
+      <w:r>
+        <w:rPr>
+          <w:color w:val="0F1115"/>
+          <w:sz w:val="28"/>
+          <w:szCs w:val="28"/>
+        </w:rPr>
+        <w:t xml:space="preserve">Ошибка — несовместимый чар, превышение лимита </w:t>
+      </w:r>
+      <w:proofErr w:type="spellStart"/>
+      <w:r>
+        <w:rPr>
+          <w:color w:val="0F1115"/>
+          <w:sz w:val="28"/>
+          <w:szCs w:val="28"/>
+        </w:rPr>
+        <w:t>кастомных</w:t>
+      </w:r>
+      <w:proofErr w:type="spellEnd"/>
+      <w:r>
+        <w:rPr>
+          <w:color w:val="0F1115"/>
+          <w:sz w:val="28"/>
+          <w:szCs w:val="28"/>
+        </w:rPr>
+        <w:t xml:space="preserve"> чар.</w:t>
+      </w:r>
+    </w:p>
+    <w:p>
+      <w:pPr>
+        <w:pStyle w:val="ds-markdown-paragraph"/>
+        <w:numPr>
+          <w:ilvl w:val="0"/>
+          <w:numId w:val="33"/>
+        </w:numPr>
+        <w:shd w:val="clear" w:color="auto" w:fill="FFFFFF"/>
+        <w:spacing w:before="0" w:beforeAutospacing="0" w:after="0" w:afterAutospacing="0" w:line="360" w:lineRule="auto"/>
+        <w:ind w:left="1134" w:hanging="283"/>
+        <w:rPr>
+          <w:color w:val="0F1115"/>
+          <w:sz w:val="28"/>
+          <w:szCs w:val="28"/>
+        </w:rPr>
+      </w:pPr>
+      <w:r>
+        <w:rPr>
+          <w:color w:val="0F1115"/>
+          <w:sz w:val="28"/>
+          <w:szCs w:val="28"/>
+        </w:rPr>
+        <w:t>Информация — смена предмета, сброс списка.</w:t>
       </w:r>
     </w:p>
     <w:p>
@@ -4863,7 +5157,7 @@
           <w:sz w:val="28"/>
           <w:szCs w:val="28"/>
         </w:rPr>
-        <w:t>Итоговый штраф предмета — n и 2ⁿ − 1, который будет применён при следующем использовании наковальни на этом предмете.</w:t>
+        <w:t>Уведомления автоматически исчезают через 4.5 секунды или при нажатии на крестик.</w:t>
       </w:r>
     </w:p>
     <w:p>
@@ -4884,35 +5178,97 @@
           <w:sz w:val="28"/>
           <w:szCs w:val="28"/>
         </w:rPr>
-        <w:t>Блок «</w:t>
-      </w:r>
-      <w:bookmarkStart w:id="0" w:name="_GoBack"/>
-      <w:bookmarkEnd w:id="0"/>
-      <w:r>
-        <w:rPr>
-          <w:color w:val="0F1115"/>
-          <w:sz w:val="28"/>
-          <w:szCs w:val="28"/>
-        </w:rPr>
-        <w:t xml:space="preserve">Превышен лимит 39 уровней» — если какие-то шаги превысили лимит, здесь появятся </w:t>
-      </w:r>
-      <w:proofErr w:type="spellStart"/>
-      <w:r>
-        <w:rPr>
-          <w:color w:val="0F1115"/>
-          <w:sz w:val="28"/>
-          <w:szCs w:val="28"/>
-        </w:rPr>
-        <w:t>кликабельные</w:t>
-      </w:r>
-      <w:proofErr w:type="spellEnd"/>
-      <w:r>
-        <w:rPr>
-          <w:color w:val="0F1115"/>
-          <w:sz w:val="28"/>
-          <w:szCs w:val="28"/>
-        </w:rPr>
-        <w:t xml:space="preserve"> чипы с номерами шагов и их стоимостью. Клик по чипу прокрутит страницу к нужному шагу и подсветит его.</w:t>
+        <w:t>На рисунке 13 изображён пример уведомления.</w:t>
+      </w:r>
+    </w:p>
+    <w:p>
+      <w:pPr>
+        <w:pStyle w:val="a9"/>
+        <w:keepNext/>
+        <w:spacing w:line="240" w:lineRule="auto"/>
+      </w:pPr>
+      <w:r>
+        <w:rPr>
+          <w:noProof/>
+          <w:lang w:eastAsia="ru-RU"/>
+        </w:rPr>
+        <w:drawing>
+          <wp:inline distT="0" distB="0" distL="0" distR="0" wp14:anchorId="185B36F7" wp14:editId="205066D4">
+            <wp:extent cx="4053656" cy="752475"/>
+            <wp:effectExtent l="19050" t="19050" r="23495" b="9525"/>
+            <wp:docPr id="16" name="Рисунок 16"/>
+            <wp:cNvGraphicFramePr>
+              <a:graphicFrameLocks xmlns:a="http://schemas.openxmlformats.org/drawingml/2006/main" noChangeAspect="1"/>
+            </wp:cNvGraphicFramePr>
+            <a:graphic xmlns:a="http://schemas.openxmlformats.org/drawingml/2006/main">
+              <a:graphicData uri="http://schemas.openxmlformats.org/drawingml/2006/picture">
+                <pic:pic xmlns:pic="http://schemas.openxmlformats.org/drawingml/2006/picture">
+                  <pic:nvPicPr>
+                    <pic:cNvPr id="1" name=""/>
+                    <pic:cNvPicPr/>
+                  </pic:nvPicPr>
+                  <pic:blipFill>
+                    <a:blip r:embed="rId20"/>
+                    <a:stretch>
+                      <a:fillRect/>
+                    </a:stretch>
+                  </pic:blipFill>
+                  <pic:spPr>
+                    <a:xfrm>
+                      <a:off x="0" y="0"/>
+                      <a:ext cx="4059998" cy="753652"/>
+                    </a:xfrm>
+                    <a:prstGeom prst="rect">
+                      <a:avLst/>
+                    </a:prstGeom>
+                    <a:ln>
+                      <a:solidFill>
+                        <a:schemeClr val="tx1"/>
+                      </a:solidFill>
+                    </a:ln>
+                  </pic:spPr>
+                </pic:pic>
+              </a:graphicData>
+            </a:graphic>
+          </wp:inline>
+        </w:drawing>
+      </w:r>
+    </w:p>
+    <w:p>
+      <w:pPr>
+        <w:pStyle w:val="1"/>
+      </w:pPr>
+      <w:r>
+        <w:t xml:space="preserve">Рисунок </w:t>
+      </w:r>
+      <w:r>
+        <w:fldChar w:fldCharType="begin"/>
+      </w:r>
+      <w:r>
+        <w:instrText xml:space="preserve"> SEQ Рисунок \* ARABIC </w:instrText>
+      </w:r>
+      <w:r>
+        <w:fldChar w:fldCharType="separate"/>
+      </w:r>
+      <w:r>
+        <w:rPr>
+          <w:noProof/>
+        </w:rPr>
+        <w:t>13</w:t>
+      </w:r>
+      <w:r>
+        <w:fldChar w:fldCharType="end"/>
+      </w:r>
+      <w:r>
+        <w:t xml:space="preserve"> – Пример уведомления.</w:t>
+      </w:r>
+    </w:p>
+    <w:p>
+      <w:pPr>
+        <w:pStyle w:val="a9"/>
+      </w:pPr>
+      <w:r>
+        <w:t>Справка</w:t>
       </w:r>
     </w:p>
     <w:p>
@@ -4933,1147 +5289,7 @@
           <w:sz w:val="28"/>
           <w:szCs w:val="28"/>
         </w:rPr>
-        <w:t xml:space="preserve">[Скриншот: итоговый блок с </w:t>
-      </w:r>
-      <w:proofErr w:type="spellStart"/>
-      <w:r>
-        <w:rPr>
-          <w:color w:val="0F1115"/>
-          <w:sz w:val="28"/>
-          <w:szCs w:val="28"/>
-        </w:rPr>
-        <w:t>overlimit</w:t>
-      </w:r>
-      <w:proofErr w:type="spellEnd"/>
-      <w:r>
-        <w:rPr>
-          <w:color w:val="0F1115"/>
-          <w:sz w:val="28"/>
-          <w:szCs w:val="28"/>
-        </w:rPr>
-        <w:t>-предупреждением]</w:t>
-      </w:r>
-    </w:p>
-    <w:p>
-      <w:pPr>
-        <w:pStyle w:val="a9"/>
-        <w:spacing w:before="600"/>
-      </w:pPr>
-      <w:r>
-        <w:t>Уведомления</w:t>
-      </w:r>
-    </w:p>
-    <w:p>
-      <w:pPr>
-        <w:pStyle w:val="ds-markdown-paragraph"/>
-        <w:shd w:val="clear" w:color="auto" w:fill="FFFFFF"/>
-        <w:spacing w:after="0" w:line="360" w:lineRule="auto"/>
-        <w:ind w:firstLine="709"/>
-        <w:rPr>
-          <w:color w:val="0F1115"/>
-          <w:sz w:val="28"/>
-          <w:szCs w:val="28"/>
-        </w:rPr>
-      </w:pPr>
-      <w:r>
-        <w:rPr>
-          <w:color w:val="0F1115"/>
-          <w:sz w:val="28"/>
-          <w:szCs w:val="28"/>
-        </w:rPr>
-        <w:t>В правом верхнем углу появляются всплывающие уведомления:</w:t>
-      </w:r>
-    </w:p>
-    <w:p>
-      <w:pPr>
-        <w:pStyle w:val="ds-markdown-paragraph"/>
-        <w:shd w:val="clear" w:color="auto" w:fill="FFFFFF"/>
-        <w:spacing w:after="0" w:line="360" w:lineRule="auto"/>
-        <w:ind w:firstLine="709"/>
-        <w:rPr>
-          <w:color w:val="0F1115"/>
-          <w:sz w:val="28"/>
-          <w:szCs w:val="28"/>
-        </w:rPr>
-      </w:pPr>
-      <w:r>
-        <w:rPr>
-          <w:rFonts w:ascii="Segoe UI Symbol" w:hAnsi="Segoe UI Symbol" w:cs="Segoe UI Symbol"/>
-          <w:color w:val="0F1115"/>
-          <w:sz w:val="28"/>
-          <w:szCs w:val="28"/>
-        </w:rPr>
-        <w:t>✅</w:t>
-      </w:r>
-      <w:r>
-        <w:rPr>
-          <w:color w:val="0F1115"/>
-          <w:sz w:val="28"/>
-          <w:szCs w:val="28"/>
-        </w:rPr>
-        <w:t xml:space="preserve"> Успех — чар добавлен, расчёт готов.</w:t>
-      </w:r>
-    </w:p>
-    <w:p>
-      <w:pPr>
-        <w:pStyle w:val="ds-markdown-paragraph"/>
-        <w:shd w:val="clear" w:color="auto" w:fill="FFFFFF"/>
-        <w:spacing w:after="0" w:line="360" w:lineRule="auto"/>
-        <w:ind w:firstLine="709"/>
-        <w:rPr>
-          <w:color w:val="0F1115"/>
-          <w:sz w:val="28"/>
-          <w:szCs w:val="28"/>
-        </w:rPr>
-      </w:pPr>
-      <w:r>
-        <w:rPr>
-          <w:rFonts w:ascii="Segoe UI Symbol" w:hAnsi="Segoe UI Symbol" w:cs="Segoe UI Symbol"/>
-          <w:color w:val="0F1115"/>
-          <w:sz w:val="28"/>
-          <w:szCs w:val="28"/>
-        </w:rPr>
-        <w:lastRenderedPageBreak/>
-        <w:t>⚠️</w:t>
-      </w:r>
-      <w:r>
-        <w:rPr>
-          <w:color w:val="0F1115"/>
-          <w:sz w:val="28"/>
-          <w:szCs w:val="28"/>
-        </w:rPr>
-        <w:t xml:space="preserve"> Предупреждение — </w:t>
-      </w:r>
-      <w:proofErr w:type="spellStart"/>
-      <w:r>
-        <w:rPr>
-          <w:color w:val="0F1115"/>
-          <w:sz w:val="28"/>
-          <w:szCs w:val="28"/>
-        </w:rPr>
-        <w:t>невалидный</w:t>
-      </w:r>
-      <w:proofErr w:type="spellEnd"/>
-      <w:r>
-        <w:rPr>
-          <w:color w:val="0F1115"/>
-          <w:sz w:val="28"/>
-          <w:szCs w:val="28"/>
-        </w:rPr>
-        <w:t xml:space="preserve"> ввод, чар на максимуме, пустой список.</w:t>
-      </w:r>
-    </w:p>
-    <w:p>
-      <w:pPr>
-        <w:pStyle w:val="ds-markdown-paragraph"/>
-        <w:shd w:val="clear" w:color="auto" w:fill="FFFFFF"/>
-        <w:spacing w:after="0" w:line="360" w:lineRule="auto"/>
-        <w:ind w:firstLine="709"/>
-        <w:rPr>
-          <w:color w:val="0F1115"/>
-          <w:sz w:val="28"/>
-          <w:szCs w:val="28"/>
-        </w:rPr>
-      </w:pPr>
-      <w:r>
-        <w:rPr>
-          <w:rFonts w:ascii="Segoe UI Symbol" w:hAnsi="Segoe UI Symbol" w:cs="Segoe UI Symbol"/>
-          <w:color w:val="0F1115"/>
-          <w:sz w:val="28"/>
-          <w:szCs w:val="28"/>
-        </w:rPr>
-        <w:t>⛔</w:t>
-      </w:r>
-      <w:r>
-        <w:rPr>
-          <w:color w:val="0F1115"/>
-          <w:sz w:val="28"/>
-          <w:szCs w:val="28"/>
-        </w:rPr>
-        <w:t xml:space="preserve"> Ошибка — несовместимый чар, превышение лимита </w:t>
-      </w:r>
-      <w:proofErr w:type="spellStart"/>
-      <w:r>
-        <w:rPr>
-          <w:color w:val="0F1115"/>
-          <w:sz w:val="28"/>
-          <w:szCs w:val="28"/>
-        </w:rPr>
-        <w:t>кастомных</w:t>
-      </w:r>
-      <w:proofErr w:type="spellEnd"/>
-      <w:r>
-        <w:rPr>
-          <w:color w:val="0F1115"/>
-          <w:sz w:val="28"/>
-          <w:szCs w:val="28"/>
-        </w:rPr>
-        <w:t xml:space="preserve"> чар.</w:t>
-      </w:r>
-    </w:p>
-    <w:p>
-      <w:pPr>
-        <w:pStyle w:val="ds-markdown-paragraph"/>
-        <w:shd w:val="clear" w:color="auto" w:fill="FFFFFF"/>
-        <w:spacing w:after="0" w:line="360" w:lineRule="auto"/>
-        <w:ind w:firstLine="709"/>
-        <w:rPr>
-          <w:color w:val="0F1115"/>
-          <w:sz w:val="28"/>
-          <w:szCs w:val="28"/>
-        </w:rPr>
-      </w:pPr>
-      <w:r>
-        <w:rPr>
-          <w:color w:val="0F1115"/>
-          <w:sz w:val="28"/>
-          <w:szCs w:val="28"/>
-        </w:rPr>
-        <w:t>ℹ️ Информация — смена предмета, сброс списка.</w:t>
-      </w:r>
-    </w:p>
-    <w:p>
-      <w:pPr>
-        <w:pStyle w:val="ds-markdown-paragraph"/>
-        <w:shd w:val="clear" w:color="auto" w:fill="FFFFFF"/>
-        <w:spacing w:after="0" w:line="360" w:lineRule="auto"/>
-        <w:ind w:firstLine="709"/>
-        <w:rPr>
-          <w:color w:val="0F1115"/>
-          <w:sz w:val="28"/>
-          <w:szCs w:val="28"/>
-        </w:rPr>
-      </w:pPr>
-      <w:r>
-        <w:rPr>
-          <w:color w:val="0F1115"/>
-          <w:sz w:val="28"/>
-          <w:szCs w:val="28"/>
-        </w:rPr>
-        <w:t>Уведомления автоматически исчезают через 4.5 секунды или при нажатии на крестик.</w:t>
-      </w:r>
-    </w:p>
-    <w:p>
-      <w:pPr>
-        <w:pStyle w:val="ds-markdown-paragraph"/>
-        <w:shd w:val="clear" w:color="auto" w:fill="FFFFFF"/>
-        <w:spacing w:after="0" w:line="360" w:lineRule="auto"/>
-        <w:ind w:firstLine="709"/>
-        <w:rPr>
-          <w:color w:val="0F1115"/>
-          <w:sz w:val="28"/>
-          <w:szCs w:val="28"/>
-        </w:rPr>
-      </w:pPr>
-      <w:r>
-        <w:rPr>
-          <w:color w:val="0F1115"/>
-          <w:sz w:val="28"/>
-          <w:szCs w:val="28"/>
-        </w:rPr>
-        <w:t xml:space="preserve">[Скриншот: </w:t>
-      </w:r>
-      <w:proofErr w:type="spellStart"/>
-      <w:r>
-        <w:rPr>
-          <w:color w:val="0F1115"/>
-          <w:sz w:val="28"/>
-          <w:szCs w:val="28"/>
-        </w:rPr>
-        <w:t>toast</w:t>
-      </w:r>
-      <w:proofErr w:type="spellEnd"/>
-      <w:r>
-        <w:rPr>
-          <w:color w:val="0F1115"/>
-          <w:sz w:val="28"/>
-          <w:szCs w:val="28"/>
-        </w:rPr>
-        <w:t>-уведомление]</w:t>
-      </w:r>
-    </w:p>
-    <w:p>
-      <w:pPr>
-        <w:pStyle w:val="a9"/>
-        <w:spacing w:before="600"/>
-      </w:pPr>
-      <w:r>
-        <w:t>Справка</w:t>
-      </w:r>
-    </w:p>
-    <w:p>
-      <w:pPr>
-        <w:pStyle w:val="ds-markdown-paragraph"/>
-        <w:shd w:val="clear" w:color="auto" w:fill="FFFFFF"/>
-        <w:spacing w:after="0" w:line="360" w:lineRule="auto"/>
-        <w:ind w:firstLine="709"/>
-        <w:rPr>
-          <w:color w:val="0F1115"/>
-          <w:sz w:val="28"/>
-          <w:szCs w:val="28"/>
-        </w:rPr>
-      </w:pPr>
-      <w:r>
-        <w:rPr>
-          <w:color w:val="0F1115"/>
-          <w:sz w:val="28"/>
-          <w:szCs w:val="28"/>
-        </w:rPr>
         <w:t>Внизу страницы есть блок «Справка» с двумя раскрывающимися секциями:</w:t>
-      </w:r>
-    </w:p>
-    <w:p>
-      <w:pPr>
-        <w:pStyle w:val="ds-markdown-paragraph"/>
-        <w:shd w:val="clear" w:color="auto" w:fill="FFFFFF"/>
-        <w:spacing w:after="0" w:line="360" w:lineRule="auto"/>
-        <w:ind w:firstLine="709"/>
-        <w:rPr>
-          <w:color w:val="0F1115"/>
-          <w:sz w:val="28"/>
-          <w:szCs w:val="28"/>
-        </w:rPr>
-      </w:pPr>
-      <w:r>
-        <w:rPr>
-          <w:color w:val="0F1115"/>
-          <w:sz w:val="28"/>
-          <w:szCs w:val="28"/>
-        </w:rPr>
-        <w:t>Для новичков — краткая инструкция из четырёх шагов.</w:t>
-      </w:r>
-    </w:p>
-    <w:p>
-      <w:pPr>
-        <w:pStyle w:val="ds-markdown-paragraph"/>
-        <w:shd w:val="clear" w:color="auto" w:fill="FFFFFF"/>
-        <w:spacing w:after="0" w:line="360" w:lineRule="auto"/>
-        <w:ind w:firstLine="709"/>
-        <w:rPr>
-          <w:color w:val="0F1115"/>
-          <w:sz w:val="28"/>
-          <w:szCs w:val="28"/>
-        </w:rPr>
-      </w:pPr>
-      <w:r>
-        <w:rPr>
-          <w:color w:val="0F1115"/>
-          <w:sz w:val="28"/>
-          <w:szCs w:val="28"/>
-        </w:rPr>
-        <w:t xml:space="preserve">Для опытных игроков — подробное описание </w:t>
-      </w:r>
-      <w:proofErr w:type="spellStart"/>
-      <w:r>
-        <w:rPr>
-          <w:color w:val="0F1115"/>
-          <w:sz w:val="28"/>
-          <w:szCs w:val="28"/>
-        </w:rPr>
-        <w:t>кастомных</w:t>
-      </w:r>
-      <w:proofErr w:type="spellEnd"/>
-      <w:r>
-        <w:rPr>
-          <w:color w:val="0F1115"/>
-          <w:sz w:val="28"/>
-          <w:szCs w:val="28"/>
-        </w:rPr>
-        <w:t xml:space="preserve"> чар, формулы множителя, таблицы штрафов и групп несовместимости.</w:t>
-      </w:r>
-    </w:p>
-    <w:p>
-      <w:pPr>
-        <w:pStyle w:val="ds-markdown-paragraph"/>
-        <w:shd w:val="clear" w:color="auto" w:fill="FFFFFF"/>
-        <w:spacing w:after="0" w:line="360" w:lineRule="auto"/>
-        <w:ind w:firstLine="709"/>
-        <w:rPr>
-          <w:color w:val="0F1115"/>
-          <w:sz w:val="28"/>
-          <w:szCs w:val="28"/>
-        </w:rPr>
-      </w:pPr>
-      <w:r>
-        <w:rPr>
-          <w:color w:val="0F1115"/>
-          <w:sz w:val="28"/>
-          <w:szCs w:val="28"/>
-        </w:rPr>
-        <w:t>[Скриншот: справка с открытой секцией]</w:t>
-      </w:r>
-    </w:p>
-    <w:p>
-      <w:pPr>
-        <w:pStyle w:val="a9"/>
-        <w:spacing w:before="600"/>
-      </w:pPr>
-      <w:r>
-        <w:t>Формулы, используемые в расчёте</w:t>
-      </w:r>
-    </w:p>
-    <w:p>
-      <w:pPr>
-        <w:pStyle w:val="ds-markdown-paragraph"/>
-        <w:shd w:val="clear" w:color="auto" w:fill="FFFFFF"/>
-        <w:spacing w:after="0" w:line="360" w:lineRule="auto"/>
-        <w:ind w:firstLine="709"/>
-        <w:rPr>
-          <w:color w:val="0F1115"/>
-          <w:sz w:val="28"/>
-          <w:szCs w:val="28"/>
-        </w:rPr>
-      </w:pPr>
-      <w:r>
-        <w:rPr>
-          <w:color w:val="0F1115"/>
-          <w:sz w:val="28"/>
-          <w:szCs w:val="28"/>
-        </w:rPr>
-        <w:t>Стоимость одного чара:</w:t>
-      </w:r>
-    </w:p>
-    <w:p>
-      <w:pPr>
-        <w:pStyle w:val="ds-markdown-paragraph"/>
-        <w:shd w:val="clear" w:color="auto" w:fill="FFFFFF"/>
-        <w:spacing w:after="0" w:line="360" w:lineRule="auto"/>
-        <w:ind w:firstLine="709"/>
-        <w:rPr>
-          <w:color w:val="0F1115"/>
-          <w:sz w:val="28"/>
-          <w:szCs w:val="28"/>
-        </w:rPr>
-      </w:pPr>
-      <w:proofErr w:type="spellStart"/>
-      <w:r>
-        <w:rPr>
-          <w:color w:val="0F1115"/>
-          <w:sz w:val="28"/>
-          <w:szCs w:val="28"/>
-        </w:rPr>
-        <w:t>text</w:t>
-      </w:r>
-      <w:proofErr w:type="spellEnd"/>
-    </w:p>
-    <w:p>
-      <w:pPr>
-        <w:pStyle w:val="ds-markdown-paragraph"/>
-        <w:shd w:val="clear" w:color="auto" w:fill="FFFFFF"/>
-        <w:spacing w:after="0" w:line="360" w:lineRule="auto"/>
-        <w:ind w:firstLine="709"/>
-        <w:rPr>
-          <w:color w:val="0F1115"/>
-          <w:sz w:val="28"/>
-          <w:szCs w:val="28"/>
-        </w:rPr>
-      </w:pPr>
-      <w:r>
-        <w:rPr>
-          <w:color w:val="0F1115"/>
-          <w:sz w:val="28"/>
-          <w:szCs w:val="28"/>
-        </w:rPr>
-        <w:t>Стоимость чара = Итоговый уровень × Множитель</w:t>
-      </w:r>
-    </w:p>
-    <w:p>
-      <w:pPr>
-        <w:pStyle w:val="ds-markdown-paragraph"/>
-        <w:shd w:val="clear" w:color="auto" w:fill="FFFFFF"/>
-        <w:spacing w:after="0" w:line="360" w:lineRule="auto"/>
-        <w:ind w:firstLine="709"/>
-        <w:rPr>
-          <w:color w:val="0F1115"/>
-          <w:sz w:val="28"/>
-          <w:szCs w:val="28"/>
-        </w:rPr>
-      </w:pPr>
-      <w:r>
-        <w:rPr>
-          <w:color w:val="0F1115"/>
-          <w:sz w:val="28"/>
-          <w:szCs w:val="28"/>
-        </w:rPr>
-        <w:t>Множитель книги:</w:t>
-      </w:r>
-    </w:p>
-    <w:p>
-      <w:pPr>
-        <w:pStyle w:val="ds-markdown-paragraph"/>
-        <w:shd w:val="clear" w:color="auto" w:fill="FFFFFF"/>
-        <w:spacing w:after="0" w:line="360" w:lineRule="auto"/>
-        <w:ind w:firstLine="709"/>
-        <w:rPr>
-          <w:color w:val="0F1115"/>
-          <w:sz w:val="28"/>
-          <w:szCs w:val="28"/>
-        </w:rPr>
-      </w:pPr>
-      <w:proofErr w:type="spellStart"/>
-      <w:r>
-        <w:rPr>
-          <w:color w:val="0F1115"/>
-          <w:sz w:val="28"/>
-          <w:szCs w:val="28"/>
-        </w:rPr>
-        <w:lastRenderedPageBreak/>
-        <w:t>text</w:t>
-      </w:r>
-      <w:proofErr w:type="spellEnd"/>
-    </w:p>
-    <w:p>
-      <w:pPr>
-        <w:pStyle w:val="ds-markdown-paragraph"/>
-        <w:shd w:val="clear" w:color="auto" w:fill="FFFFFF"/>
-        <w:spacing w:after="0" w:line="360" w:lineRule="auto"/>
-        <w:ind w:firstLine="709"/>
-        <w:rPr>
-          <w:color w:val="0F1115"/>
-          <w:sz w:val="28"/>
-          <w:szCs w:val="28"/>
-        </w:rPr>
-      </w:pPr>
-      <w:r>
-        <w:rPr>
-          <w:color w:val="0F1115"/>
-          <w:sz w:val="28"/>
-          <w:szCs w:val="28"/>
-        </w:rPr>
-        <w:t>Множитель книги = Множитель предмета / 2</w:t>
-      </w:r>
-    </w:p>
-    <w:p>
-      <w:pPr>
-        <w:pStyle w:val="ds-markdown-paragraph"/>
-        <w:shd w:val="clear" w:color="auto" w:fill="FFFFFF"/>
-        <w:spacing w:after="0" w:line="360" w:lineRule="auto"/>
-        <w:ind w:firstLine="709"/>
-        <w:rPr>
-          <w:color w:val="0F1115"/>
-          <w:sz w:val="28"/>
-          <w:szCs w:val="28"/>
-        </w:rPr>
-      </w:pPr>
-      <w:r>
-        <w:rPr>
-          <w:color w:val="0F1115"/>
-          <w:sz w:val="28"/>
-          <w:szCs w:val="28"/>
-        </w:rPr>
-        <w:t>Штраф за прошлые использования:</w:t>
-      </w:r>
-    </w:p>
-    <w:p>
-      <w:pPr>
-        <w:pStyle w:val="ds-markdown-paragraph"/>
-        <w:shd w:val="clear" w:color="auto" w:fill="FFFFFF"/>
-        <w:spacing w:after="0" w:line="360" w:lineRule="auto"/>
-        <w:ind w:firstLine="709"/>
-        <w:rPr>
-          <w:color w:val="0F1115"/>
-          <w:sz w:val="28"/>
-          <w:szCs w:val="28"/>
-        </w:rPr>
-      </w:pPr>
-      <w:proofErr w:type="spellStart"/>
-      <w:r>
-        <w:rPr>
-          <w:color w:val="0F1115"/>
-          <w:sz w:val="28"/>
-          <w:szCs w:val="28"/>
-        </w:rPr>
-        <w:t>text</w:t>
-      </w:r>
-      <w:proofErr w:type="spellEnd"/>
-    </w:p>
-    <w:p>
-      <w:pPr>
-        <w:pStyle w:val="ds-markdown-paragraph"/>
-        <w:shd w:val="clear" w:color="auto" w:fill="FFFFFF"/>
-        <w:spacing w:after="0" w:line="360" w:lineRule="auto"/>
-        <w:ind w:firstLine="709"/>
-        <w:rPr>
-          <w:color w:val="0F1115"/>
-          <w:sz w:val="28"/>
-          <w:szCs w:val="28"/>
-        </w:rPr>
-      </w:pPr>
-      <w:r>
-        <w:rPr>
-          <w:color w:val="0F1115"/>
-          <w:sz w:val="28"/>
-          <w:szCs w:val="28"/>
-        </w:rPr>
-        <w:t>Штраф = 2ⁿ − 1</w:t>
-      </w:r>
-    </w:p>
-    <w:p>
-      <w:pPr>
-        <w:pStyle w:val="ds-markdown-paragraph"/>
-        <w:shd w:val="clear" w:color="auto" w:fill="FFFFFF"/>
-        <w:spacing w:after="0" w:line="360" w:lineRule="auto"/>
-        <w:ind w:firstLine="709"/>
-        <w:rPr>
-          <w:color w:val="0F1115"/>
-          <w:sz w:val="28"/>
-          <w:szCs w:val="28"/>
-        </w:rPr>
-      </w:pPr>
-      <w:r>
-        <w:rPr>
-          <w:color w:val="0F1115"/>
-          <w:sz w:val="28"/>
-          <w:szCs w:val="28"/>
-        </w:rPr>
-        <w:t>где n — количество прошлых операций наковальни.</w:t>
-      </w:r>
-    </w:p>
-    <w:p>
-      <w:pPr>
-        <w:pStyle w:val="ds-markdown-paragraph"/>
-        <w:shd w:val="clear" w:color="auto" w:fill="FFFFFF"/>
-        <w:spacing w:after="0" w:line="360" w:lineRule="auto"/>
-        <w:ind w:firstLine="709"/>
-        <w:rPr>
-          <w:color w:val="0F1115"/>
-          <w:sz w:val="28"/>
-          <w:szCs w:val="28"/>
-        </w:rPr>
-      </w:pPr>
-      <w:r>
-        <w:rPr>
-          <w:color w:val="0F1115"/>
-          <w:sz w:val="28"/>
-          <w:szCs w:val="28"/>
-        </w:rPr>
-        <w:t>Стоимость операции:</w:t>
-      </w:r>
-    </w:p>
-    <w:p>
-      <w:pPr>
-        <w:pStyle w:val="ds-markdown-paragraph"/>
-        <w:shd w:val="clear" w:color="auto" w:fill="FFFFFF"/>
-        <w:spacing w:after="0" w:line="360" w:lineRule="auto"/>
-        <w:ind w:firstLine="709"/>
-        <w:rPr>
-          <w:color w:val="0F1115"/>
-          <w:sz w:val="28"/>
-          <w:szCs w:val="28"/>
-        </w:rPr>
-      </w:pPr>
-      <w:proofErr w:type="spellStart"/>
-      <w:r>
-        <w:rPr>
-          <w:color w:val="0F1115"/>
-          <w:sz w:val="28"/>
-          <w:szCs w:val="28"/>
-        </w:rPr>
-        <w:t>text</w:t>
-      </w:r>
-      <w:proofErr w:type="spellEnd"/>
-    </w:p>
-    <w:p>
-      <w:pPr>
-        <w:pStyle w:val="ds-markdown-paragraph"/>
-        <w:shd w:val="clear" w:color="auto" w:fill="FFFFFF"/>
-        <w:spacing w:after="0" w:line="360" w:lineRule="auto"/>
-        <w:ind w:firstLine="709"/>
-        <w:rPr>
-          <w:color w:val="0F1115"/>
-          <w:sz w:val="28"/>
-          <w:szCs w:val="28"/>
-        </w:rPr>
-      </w:pPr>
-      <w:r>
-        <w:rPr>
-          <w:color w:val="0F1115"/>
-          <w:sz w:val="28"/>
-          <w:szCs w:val="28"/>
-        </w:rPr>
-        <w:t>Стоимость = (сумма чар жертвы) + (штраф цели) + (штраф жертвы) + (несовместимость)</w:t>
-      </w:r>
-    </w:p>
-    <w:p>
-      <w:pPr>
-        <w:pStyle w:val="ds-markdown-paragraph"/>
-        <w:shd w:val="clear" w:color="auto" w:fill="FFFFFF"/>
-        <w:spacing w:after="0" w:line="360" w:lineRule="auto"/>
-        <w:ind w:firstLine="709"/>
-        <w:rPr>
-          <w:color w:val="0F1115"/>
-          <w:sz w:val="28"/>
-          <w:szCs w:val="28"/>
-        </w:rPr>
-      </w:pPr>
-      <w:r>
-        <w:rPr>
-          <w:color w:val="0F1115"/>
-          <w:sz w:val="28"/>
-          <w:szCs w:val="28"/>
-        </w:rPr>
-        <w:t>Стоимость переименования:</w:t>
-      </w:r>
-    </w:p>
-    <w:p>
-      <w:pPr>
-        <w:pStyle w:val="ds-markdown-paragraph"/>
-        <w:shd w:val="clear" w:color="auto" w:fill="FFFFFF"/>
-        <w:spacing w:after="0" w:line="360" w:lineRule="auto"/>
-        <w:ind w:firstLine="709"/>
-        <w:rPr>
-          <w:color w:val="0F1115"/>
-          <w:sz w:val="28"/>
-          <w:szCs w:val="28"/>
-        </w:rPr>
-      </w:pPr>
-      <w:proofErr w:type="spellStart"/>
-      <w:r>
-        <w:rPr>
-          <w:color w:val="0F1115"/>
-          <w:sz w:val="28"/>
-          <w:szCs w:val="28"/>
-        </w:rPr>
-        <w:t>text</w:t>
-      </w:r>
-      <w:proofErr w:type="spellEnd"/>
-    </w:p>
-    <w:p>
-      <w:pPr>
-        <w:pStyle w:val="ds-markdown-paragraph"/>
-        <w:shd w:val="clear" w:color="auto" w:fill="FFFFFF"/>
-        <w:spacing w:after="0" w:line="360" w:lineRule="auto"/>
-        <w:ind w:firstLine="709"/>
-        <w:rPr>
-          <w:color w:val="0F1115"/>
-          <w:sz w:val="28"/>
-          <w:szCs w:val="28"/>
-        </w:rPr>
-      </w:pPr>
-      <w:r>
-        <w:rPr>
-          <w:color w:val="0F1115"/>
-          <w:sz w:val="28"/>
-          <w:szCs w:val="28"/>
-        </w:rPr>
-        <w:t>Стоимость = 2ⁿ</w:t>
-      </w:r>
-    </w:p>
-    <w:p>
-      <w:pPr>
-        <w:pStyle w:val="ds-markdown-paragraph"/>
-        <w:shd w:val="clear" w:color="auto" w:fill="FFFFFF"/>
-        <w:spacing w:after="0" w:line="360" w:lineRule="auto"/>
-        <w:ind w:firstLine="709"/>
-        <w:rPr>
-          <w:color w:val="0F1115"/>
-          <w:sz w:val="28"/>
-          <w:szCs w:val="28"/>
-        </w:rPr>
-      </w:pPr>
-      <w:r>
-        <w:rPr>
-          <w:color w:val="0F1115"/>
-          <w:sz w:val="28"/>
-          <w:szCs w:val="28"/>
-        </w:rPr>
-        <w:t>(по ней легко определить n: если наковальня просит 8 уровней, значит n = 3).</w:t>
-      </w:r>
-    </w:p>
-    <w:p>
-      <w:pPr>
-        <w:pStyle w:val="a9"/>
-        <w:spacing w:before="600"/>
-      </w:pPr>
-      <w:r>
-        <w:t>Как определить множитель неизвестного чара</w:t>
-      </w:r>
-    </w:p>
-    <w:p>
-      <w:pPr>
-        <w:pStyle w:val="ds-markdown-paragraph"/>
-        <w:shd w:val="clear" w:color="auto" w:fill="FFFFFF"/>
-        <w:spacing w:after="0" w:line="360" w:lineRule="auto"/>
-        <w:ind w:firstLine="709"/>
-        <w:rPr>
-          <w:color w:val="0F1115"/>
-          <w:sz w:val="28"/>
-          <w:szCs w:val="28"/>
-        </w:rPr>
-      </w:pPr>
-      <w:r>
-        <w:rPr>
-          <w:color w:val="0F1115"/>
-          <w:sz w:val="28"/>
-          <w:szCs w:val="28"/>
-        </w:rPr>
-        <w:t xml:space="preserve">Если вы играете с </w:t>
-      </w:r>
-      <w:proofErr w:type="spellStart"/>
-      <w:r>
-        <w:rPr>
-          <w:color w:val="0F1115"/>
-          <w:sz w:val="28"/>
-          <w:szCs w:val="28"/>
-        </w:rPr>
-        <w:t>модом</w:t>
-      </w:r>
-      <w:proofErr w:type="spellEnd"/>
-      <w:r>
-        <w:rPr>
-          <w:color w:val="0F1115"/>
-          <w:sz w:val="28"/>
-          <w:szCs w:val="28"/>
-        </w:rPr>
-        <w:t xml:space="preserve"> или </w:t>
-      </w:r>
-      <w:proofErr w:type="spellStart"/>
-      <w:r>
-        <w:rPr>
-          <w:color w:val="0F1115"/>
-          <w:sz w:val="28"/>
-          <w:szCs w:val="28"/>
-        </w:rPr>
-        <w:t>датапаком</w:t>
-      </w:r>
-      <w:proofErr w:type="spellEnd"/>
-      <w:r>
-        <w:rPr>
-          <w:color w:val="0F1115"/>
-          <w:sz w:val="28"/>
-          <w:szCs w:val="28"/>
-        </w:rPr>
-        <w:t xml:space="preserve">, где есть </w:t>
-      </w:r>
-      <w:proofErr w:type="spellStart"/>
-      <w:r>
-        <w:rPr>
-          <w:color w:val="0F1115"/>
-          <w:sz w:val="28"/>
-          <w:szCs w:val="28"/>
-        </w:rPr>
-        <w:t>кастомные</w:t>
-      </w:r>
-      <w:proofErr w:type="spellEnd"/>
-      <w:r>
-        <w:rPr>
-          <w:color w:val="0F1115"/>
-          <w:sz w:val="28"/>
-          <w:szCs w:val="28"/>
-        </w:rPr>
-        <w:t xml:space="preserve"> чары, множитель можно вычислить экспериментально:</w:t>
-      </w:r>
-    </w:p>
-    <w:p>
-      <w:pPr>
-        <w:pStyle w:val="ds-markdown-paragraph"/>
-        <w:shd w:val="clear" w:color="auto" w:fill="FFFFFF"/>
-        <w:spacing w:after="0" w:line="360" w:lineRule="auto"/>
-        <w:ind w:firstLine="709"/>
-        <w:rPr>
-          <w:color w:val="0F1115"/>
-          <w:sz w:val="28"/>
-          <w:szCs w:val="28"/>
-        </w:rPr>
-      </w:pPr>
-      <w:r>
-        <w:rPr>
-          <w:color w:val="0F1115"/>
-          <w:sz w:val="28"/>
-          <w:szCs w:val="28"/>
-        </w:rPr>
-        <w:t xml:space="preserve">Возьмите пустой предмет и книгу с нужным </w:t>
-      </w:r>
-      <w:proofErr w:type="spellStart"/>
-      <w:r>
-        <w:rPr>
-          <w:color w:val="0F1115"/>
-          <w:sz w:val="28"/>
-          <w:szCs w:val="28"/>
-        </w:rPr>
-        <w:t>чаром</w:t>
-      </w:r>
-      <w:proofErr w:type="spellEnd"/>
-      <w:r>
-        <w:rPr>
-          <w:color w:val="0F1115"/>
-          <w:sz w:val="28"/>
-          <w:szCs w:val="28"/>
-        </w:rPr>
-        <w:t>.</w:t>
-      </w:r>
-    </w:p>
-    <w:p>
-      <w:pPr>
-        <w:pStyle w:val="ds-markdown-paragraph"/>
-        <w:shd w:val="clear" w:color="auto" w:fill="FFFFFF"/>
-        <w:spacing w:after="0" w:line="360" w:lineRule="auto"/>
-        <w:ind w:firstLine="709"/>
-        <w:rPr>
-          <w:color w:val="0F1115"/>
-          <w:sz w:val="28"/>
-          <w:szCs w:val="28"/>
-        </w:rPr>
-      </w:pPr>
-      <w:r>
-        <w:rPr>
-          <w:color w:val="0F1115"/>
-          <w:sz w:val="28"/>
-          <w:szCs w:val="28"/>
-        </w:rPr>
-        <w:t>Положите их в наковальню.</w:t>
-      </w:r>
-    </w:p>
-    <w:p>
-      <w:pPr>
-        <w:pStyle w:val="ds-markdown-paragraph"/>
-        <w:shd w:val="clear" w:color="auto" w:fill="FFFFFF"/>
-        <w:spacing w:after="0" w:line="360" w:lineRule="auto"/>
-        <w:ind w:firstLine="709"/>
-        <w:rPr>
-          <w:color w:val="0F1115"/>
-          <w:sz w:val="28"/>
-          <w:szCs w:val="28"/>
-        </w:rPr>
-      </w:pPr>
-      <w:r>
-        <w:rPr>
-          <w:color w:val="0F1115"/>
-          <w:sz w:val="28"/>
-          <w:szCs w:val="28"/>
-        </w:rPr>
-        <w:lastRenderedPageBreak/>
-        <w:t>Посмотрите стоимость операции.</w:t>
-      </w:r>
-    </w:p>
-    <w:p>
-      <w:pPr>
-        <w:pStyle w:val="ds-markdown-paragraph"/>
-        <w:shd w:val="clear" w:color="auto" w:fill="FFFFFF"/>
-        <w:spacing w:after="0" w:line="360" w:lineRule="auto"/>
-        <w:ind w:firstLine="709"/>
-        <w:rPr>
-          <w:color w:val="0F1115"/>
-          <w:sz w:val="28"/>
-          <w:szCs w:val="28"/>
-        </w:rPr>
-      </w:pPr>
-      <w:r>
-        <w:rPr>
-          <w:color w:val="0F1115"/>
-          <w:sz w:val="28"/>
-          <w:szCs w:val="28"/>
-        </w:rPr>
-        <w:t>Примените формулу:</w:t>
-      </w:r>
-    </w:p>
-    <w:p>
-      <w:pPr>
-        <w:pStyle w:val="ds-markdown-paragraph"/>
-        <w:shd w:val="clear" w:color="auto" w:fill="FFFFFF"/>
-        <w:spacing w:after="0" w:line="360" w:lineRule="auto"/>
-        <w:ind w:firstLine="709"/>
-        <w:rPr>
-          <w:color w:val="0F1115"/>
-          <w:sz w:val="28"/>
-          <w:szCs w:val="28"/>
-        </w:rPr>
-      </w:pPr>
-      <w:proofErr w:type="spellStart"/>
-      <w:r>
-        <w:rPr>
-          <w:color w:val="0F1115"/>
-          <w:sz w:val="28"/>
-          <w:szCs w:val="28"/>
-        </w:rPr>
-        <w:t>text</w:t>
-      </w:r>
-      <w:proofErr w:type="spellEnd"/>
-    </w:p>
-    <w:p>
-      <w:pPr>
-        <w:pStyle w:val="ds-markdown-paragraph"/>
-        <w:shd w:val="clear" w:color="auto" w:fill="FFFFFF"/>
-        <w:spacing w:after="0" w:line="360" w:lineRule="auto"/>
-        <w:ind w:firstLine="709"/>
-        <w:rPr>
-          <w:color w:val="0F1115"/>
-          <w:sz w:val="28"/>
-          <w:szCs w:val="28"/>
-        </w:rPr>
-      </w:pPr>
-      <w:r>
-        <w:rPr>
-          <w:color w:val="0F1115"/>
-          <w:sz w:val="28"/>
-          <w:szCs w:val="28"/>
-        </w:rPr>
-        <w:t xml:space="preserve">Множитель = Стоимость на наковальне / Уровень </w:t>
-      </w:r>
-      <w:proofErr w:type="spellStart"/>
-      <w:r>
-        <w:rPr>
-          <w:color w:val="0F1115"/>
-          <w:sz w:val="28"/>
-          <w:szCs w:val="28"/>
-        </w:rPr>
-        <w:t>зачарования</w:t>
-      </w:r>
-      <w:proofErr w:type="spellEnd"/>
-    </w:p>
-    <w:p>
-      <w:pPr>
-        <w:pStyle w:val="ds-markdown-paragraph"/>
-        <w:shd w:val="clear" w:color="auto" w:fill="FFFFFF"/>
-        <w:spacing w:after="0" w:line="360" w:lineRule="auto"/>
-        <w:ind w:firstLine="709"/>
-        <w:rPr>
-          <w:color w:val="0F1115"/>
-          <w:sz w:val="28"/>
-          <w:szCs w:val="28"/>
-        </w:rPr>
-      </w:pPr>
-      <w:r>
-        <w:rPr>
-          <w:color w:val="0F1115"/>
-          <w:sz w:val="28"/>
-          <w:szCs w:val="28"/>
-        </w:rPr>
-        <w:t xml:space="preserve">Пример: книга с </w:t>
-      </w:r>
-      <w:proofErr w:type="spellStart"/>
-      <w:r>
-        <w:rPr>
-          <w:color w:val="0F1115"/>
-          <w:sz w:val="28"/>
-          <w:szCs w:val="28"/>
-        </w:rPr>
-        <w:t>чаром</w:t>
-      </w:r>
-      <w:proofErr w:type="spellEnd"/>
-      <w:r>
-        <w:rPr>
-          <w:color w:val="0F1115"/>
-          <w:sz w:val="28"/>
-          <w:szCs w:val="28"/>
-        </w:rPr>
-        <w:t xml:space="preserve"> «</w:t>
-      </w:r>
-      <w:proofErr w:type="spellStart"/>
-      <w:r>
-        <w:rPr>
-          <w:color w:val="0F1115"/>
-          <w:sz w:val="28"/>
-          <w:szCs w:val="28"/>
-        </w:rPr>
-        <w:t>Life</w:t>
-      </w:r>
-      <w:proofErr w:type="spellEnd"/>
-      <w:r>
-        <w:rPr>
-          <w:color w:val="0F1115"/>
-          <w:sz w:val="28"/>
-          <w:szCs w:val="28"/>
-        </w:rPr>
-        <w:t xml:space="preserve"> </w:t>
-      </w:r>
-      <w:proofErr w:type="spellStart"/>
-      <w:r>
-        <w:rPr>
-          <w:color w:val="0F1115"/>
-          <w:sz w:val="28"/>
-          <w:szCs w:val="28"/>
-        </w:rPr>
-        <w:t>Leech</w:t>
-      </w:r>
-      <w:proofErr w:type="spellEnd"/>
-      <w:r>
-        <w:rPr>
-          <w:color w:val="0F1115"/>
-          <w:sz w:val="28"/>
-          <w:szCs w:val="28"/>
-        </w:rPr>
-        <w:t xml:space="preserve"> 2» стоит 6 уровней → множитель = 6 / 2 = </w:t>
-      </w:r>
-      <w:r>
-        <w:rPr>
-          <w:color w:val="0F1115"/>
-          <w:sz w:val="28"/>
-          <w:szCs w:val="28"/>
-        </w:rPr>
-        <w:t>3. Введите 3 в поле «Множ.».11.</w:t>
-      </w:r>
-    </w:p>
-    <w:p>
-      <w:pPr>
-        <w:pStyle w:val="a9"/>
-        <w:spacing w:before="600"/>
-      </w:pPr>
-      <w:r>
-        <w:t>Как узнать штраф существующего предмета</w:t>
-      </w:r>
-    </w:p>
-    <w:p>
-      <w:pPr>
-        <w:pStyle w:val="ds-markdown-paragraph"/>
-        <w:shd w:val="clear" w:color="auto" w:fill="FFFFFF"/>
-        <w:spacing w:after="0" w:line="360" w:lineRule="auto"/>
-        <w:ind w:firstLine="709"/>
-        <w:rPr>
-          <w:color w:val="0F1115"/>
-          <w:sz w:val="28"/>
-          <w:szCs w:val="28"/>
-        </w:rPr>
-      </w:pPr>
-      <w:r>
-        <w:rPr>
-          <w:color w:val="0F1115"/>
-          <w:sz w:val="28"/>
-          <w:szCs w:val="28"/>
-        </w:rPr>
-        <w:t>Положите предмет в левый слот наковальни.</w:t>
-      </w:r>
-    </w:p>
-    <w:p>
-      <w:pPr>
-        <w:pStyle w:val="ds-markdown-paragraph"/>
-        <w:shd w:val="clear" w:color="auto" w:fill="FFFFFF"/>
-        <w:spacing w:after="0" w:line="360" w:lineRule="auto"/>
-        <w:ind w:firstLine="709"/>
-        <w:rPr>
-          <w:color w:val="0F1115"/>
-          <w:sz w:val="28"/>
-          <w:szCs w:val="28"/>
-        </w:rPr>
-      </w:pPr>
-      <w:r>
-        <w:rPr>
-          <w:color w:val="0F1115"/>
-          <w:sz w:val="28"/>
-          <w:szCs w:val="28"/>
-        </w:rPr>
-        <w:t>Активируйте поле переименования (не меняя название).</w:t>
-      </w:r>
-    </w:p>
-    <w:p>
-      <w:pPr>
-        <w:pStyle w:val="ds-markdown-paragraph"/>
-        <w:shd w:val="clear" w:color="auto" w:fill="FFFFFF"/>
-        <w:spacing w:after="0" w:line="360" w:lineRule="auto"/>
-        <w:ind w:firstLine="709"/>
-        <w:rPr>
-          <w:color w:val="0F1115"/>
-          <w:sz w:val="28"/>
-          <w:szCs w:val="28"/>
-        </w:rPr>
-      </w:pPr>
-      <w:r>
-        <w:rPr>
-          <w:color w:val="0F1115"/>
-          <w:sz w:val="28"/>
-          <w:szCs w:val="28"/>
-        </w:rPr>
-        <w:t>Посмотрите число уровней, которое просит наковальня.</w:t>
       </w:r>
     </w:p>
     <w:p>
@@ -6094,12 +5310,979 @@
           <w:sz w:val="28"/>
           <w:szCs w:val="28"/>
         </w:rPr>
-        <w:t>Найдите это число во втором столбце таблицы:</w:t>
+        <w:t>Для новичков — краткая инструкция из четырёх шагов.</w:t>
+      </w:r>
+    </w:p>
+    <w:p>
+      <w:pPr>
+        <w:pStyle w:val="ds-markdown-paragraph"/>
+        <w:shd w:val="clear" w:color="auto" w:fill="FFFFFF"/>
+        <w:spacing w:before="0" w:beforeAutospacing="0" w:after="0" w:afterAutospacing="0" w:line="360" w:lineRule="auto"/>
+        <w:ind w:firstLine="709"/>
+        <w:rPr>
+          <w:color w:val="0F1115"/>
+          <w:sz w:val="28"/>
+          <w:szCs w:val="28"/>
+        </w:rPr>
+      </w:pPr>
+      <w:r>
+        <w:rPr>
+          <w:color w:val="0F1115"/>
+          <w:sz w:val="28"/>
+          <w:szCs w:val="28"/>
+        </w:rPr>
+        <w:lastRenderedPageBreak/>
+        <w:t xml:space="preserve">Для опытных игроков — подробное описание </w:t>
+      </w:r>
+      <w:proofErr w:type="spellStart"/>
+      <w:r>
+        <w:rPr>
+          <w:color w:val="0F1115"/>
+          <w:sz w:val="28"/>
+          <w:szCs w:val="28"/>
+        </w:rPr>
+        <w:t>кастомных</w:t>
+      </w:r>
+      <w:proofErr w:type="spellEnd"/>
+      <w:r>
+        <w:rPr>
+          <w:color w:val="0F1115"/>
+          <w:sz w:val="28"/>
+          <w:szCs w:val="28"/>
+        </w:rPr>
+        <w:t xml:space="preserve"> чар, формулы множителя, таблицы штрафов и групп несовместимости.</w:t>
+      </w:r>
+    </w:p>
+    <w:p>
+      <w:pPr>
+        <w:pStyle w:val="ds-markdown-paragraph"/>
+        <w:shd w:val="clear" w:color="auto" w:fill="FFFFFF"/>
+        <w:spacing w:before="0" w:beforeAutospacing="0" w:after="0" w:afterAutospacing="0" w:line="360" w:lineRule="auto"/>
+        <w:ind w:firstLine="709"/>
+        <w:rPr>
+          <w:color w:val="0F1115"/>
+          <w:sz w:val="28"/>
+          <w:szCs w:val="28"/>
+        </w:rPr>
+      </w:pPr>
+      <w:r>
+        <w:rPr>
+          <w:color w:val="0F1115"/>
+          <w:sz w:val="28"/>
+          <w:szCs w:val="28"/>
+        </w:rPr>
+        <w:t xml:space="preserve">На рисунке 14 изображена </w:t>
+      </w:r>
+      <w:r>
+        <w:rPr>
+          <w:color w:val="0F1115"/>
+          <w:sz w:val="28"/>
+          <w:szCs w:val="28"/>
+        </w:rPr>
+        <w:t>справка с открытой секцией</w:t>
+      </w:r>
+      <w:r>
+        <w:rPr>
+          <w:color w:val="0F1115"/>
+          <w:sz w:val="28"/>
+          <w:szCs w:val="28"/>
+        </w:rPr>
+        <w:t>.</w:t>
+      </w:r>
+    </w:p>
+    <w:p>
+      <w:pPr>
+        <w:pStyle w:val="ds-markdown-paragraph"/>
+        <w:keepNext/>
+        <w:shd w:val="clear" w:color="auto" w:fill="FFFFFF"/>
+        <w:spacing w:before="0" w:beforeAutospacing="0" w:after="0" w:afterAutospacing="0"/>
+        <w:jc w:val="center"/>
+      </w:pPr>
+      <w:r>
+        <w:rPr>
+          <w:noProof/>
+        </w:rPr>
+        <w:drawing>
+          <wp:inline distT="0" distB="0" distL="0" distR="0" wp14:anchorId="79045749" wp14:editId="369595C4">
+            <wp:extent cx="5695950" cy="3173657"/>
+            <wp:effectExtent l="19050" t="19050" r="19050" b="27305"/>
+            <wp:docPr id="17" name="Рисунок 17"/>
+            <wp:cNvGraphicFramePr>
+              <a:graphicFrameLocks xmlns:a="http://schemas.openxmlformats.org/drawingml/2006/main" noChangeAspect="1"/>
+            </wp:cNvGraphicFramePr>
+            <a:graphic xmlns:a="http://schemas.openxmlformats.org/drawingml/2006/main">
+              <a:graphicData uri="http://schemas.openxmlformats.org/drawingml/2006/picture">
+                <pic:pic xmlns:pic="http://schemas.openxmlformats.org/drawingml/2006/picture">
+                  <pic:nvPicPr>
+                    <pic:cNvPr id="1" name=""/>
+                    <pic:cNvPicPr/>
+                  </pic:nvPicPr>
+                  <pic:blipFill>
+                    <a:blip r:embed="rId21"/>
+                    <a:stretch>
+                      <a:fillRect/>
+                    </a:stretch>
+                  </pic:blipFill>
+                  <pic:spPr>
+                    <a:xfrm>
+                      <a:off x="0" y="0"/>
+                      <a:ext cx="5706388" cy="3179473"/>
+                    </a:xfrm>
+                    <a:prstGeom prst="rect">
+                      <a:avLst/>
+                    </a:prstGeom>
+                    <a:ln>
+                      <a:solidFill>
+                        <a:schemeClr val="tx1"/>
+                      </a:solidFill>
+                    </a:ln>
+                  </pic:spPr>
+                </pic:pic>
+              </a:graphicData>
+            </a:graphic>
+          </wp:inline>
+        </w:drawing>
+      </w:r>
+    </w:p>
+    <w:p>
+      <w:pPr>
+        <w:pStyle w:val="1"/>
+        <w:rPr>
+          <w:color w:val="0F1115"/>
+          <w:sz w:val="28"/>
+          <w:szCs w:val="28"/>
+        </w:rPr>
+      </w:pPr>
+      <w:r>
+        <w:t xml:space="preserve">Рисунок </w:t>
+      </w:r>
+      <w:r>
+        <w:fldChar w:fldCharType="begin"/>
+      </w:r>
+      <w:r>
+        <w:instrText xml:space="preserve"> SEQ Рисунок \* ARABIC </w:instrText>
+      </w:r>
+      <w:r>
+        <w:fldChar w:fldCharType="separate"/>
+      </w:r>
+      <w:r>
+        <w:rPr>
+          <w:noProof/>
+        </w:rPr>
+        <w:t>14</w:t>
+      </w:r>
+      <w:r>
+        <w:fldChar w:fldCharType="end"/>
+      </w:r>
+      <w:r>
+        <w:t xml:space="preserve"> – </w:t>
+      </w:r>
+      <w:r>
+        <w:rPr>
+          <w:color w:val="0F1115"/>
+          <w:sz w:val="28"/>
+          <w:szCs w:val="28"/>
+        </w:rPr>
+        <w:t>С</w:t>
+      </w:r>
+      <w:r>
+        <w:rPr>
+          <w:color w:val="0F1115"/>
+          <w:sz w:val="28"/>
+          <w:szCs w:val="28"/>
+        </w:rPr>
+        <w:t>правка с открытой секцией</w:t>
+      </w:r>
+      <w:r>
+        <w:rPr>
+          <w:color w:val="0F1115"/>
+          <w:sz w:val="28"/>
+          <w:szCs w:val="28"/>
+        </w:rPr>
+        <w:t>.</w:t>
+      </w:r>
+    </w:p>
+    <w:p>
+      <w:pPr>
+        <w:pStyle w:val="a9"/>
+        <w:spacing w:before="600"/>
+      </w:pPr>
+      <w:r>
+        <w:t>Формулы, используемые в расчёте</w:t>
+      </w:r>
+    </w:p>
+    <w:p>
+      <w:pPr>
+        <w:pStyle w:val="ds-markdown-paragraph"/>
+        <w:shd w:val="clear" w:color="auto" w:fill="FFFFFF"/>
+        <w:spacing w:before="0" w:beforeAutospacing="0" w:after="0" w:afterAutospacing="0" w:line="360" w:lineRule="auto"/>
+        <w:ind w:firstLine="709"/>
+        <w:rPr>
+          <w:color w:val="0F1115"/>
+          <w:sz w:val="28"/>
+          <w:szCs w:val="28"/>
+        </w:rPr>
+      </w:pPr>
+      <w:r>
+        <w:rPr>
+          <w:color w:val="0F1115"/>
+          <w:sz w:val="28"/>
+          <w:szCs w:val="28"/>
+        </w:rPr>
+        <w:t>Стоимость одного чара:</w:t>
+      </w:r>
+    </w:p>
+    <w:p>
+      <w:pPr>
+        <w:pStyle w:val="ds-markdown-paragraph"/>
+        <w:numPr>
+          <w:ilvl w:val="0"/>
+          <w:numId w:val="34"/>
+        </w:numPr>
+        <w:shd w:val="clear" w:color="auto" w:fill="FFFFFF"/>
+        <w:spacing w:before="0" w:beforeAutospacing="0" w:after="0" w:afterAutospacing="0" w:line="360" w:lineRule="auto"/>
+        <w:ind w:left="1134" w:hanging="283"/>
+        <w:rPr>
+          <w:color w:val="0F1115"/>
+          <w:sz w:val="28"/>
+          <w:szCs w:val="28"/>
+        </w:rPr>
+      </w:pPr>
+      <w:r>
+        <w:rPr>
+          <w:color w:val="0F1115"/>
+          <w:sz w:val="28"/>
+          <w:szCs w:val="28"/>
+        </w:rPr>
+        <w:t>Стоимость чара = Итоговый уровень × Множитель</w:t>
+      </w:r>
+    </w:p>
+    <w:p>
+      <w:pPr>
+        <w:pStyle w:val="ds-markdown-paragraph"/>
+        <w:shd w:val="clear" w:color="auto" w:fill="FFFFFF"/>
+        <w:spacing w:before="0" w:beforeAutospacing="0" w:after="0" w:afterAutospacing="0" w:line="360" w:lineRule="auto"/>
+        <w:ind w:firstLine="709"/>
+        <w:rPr>
+          <w:color w:val="0F1115"/>
+          <w:sz w:val="28"/>
+          <w:szCs w:val="28"/>
+        </w:rPr>
+      </w:pPr>
+      <w:r>
+        <w:rPr>
+          <w:color w:val="0F1115"/>
+          <w:sz w:val="28"/>
+          <w:szCs w:val="28"/>
+        </w:rPr>
+        <w:t>Множитель книги:</w:t>
+      </w:r>
+      <w:r>
+        <w:rPr>
+          <w:color w:val="0F1115"/>
+          <w:sz w:val="28"/>
+          <w:szCs w:val="28"/>
+        </w:rPr>
+        <w:t xml:space="preserve"> </w:t>
+      </w:r>
+    </w:p>
+    <w:p>
+      <w:pPr>
+        <w:pStyle w:val="ds-markdown-paragraph"/>
+        <w:numPr>
+          <w:ilvl w:val="0"/>
+          <w:numId w:val="34"/>
+        </w:numPr>
+        <w:shd w:val="clear" w:color="auto" w:fill="FFFFFF"/>
+        <w:spacing w:before="0" w:beforeAutospacing="0" w:after="0" w:afterAutospacing="0" w:line="360" w:lineRule="auto"/>
+        <w:ind w:left="1134" w:hanging="283"/>
+        <w:rPr>
+          <w:color w:val="0F1115"/>
+          <w:sz w:val="28"/>
+          <w:szCs w:val="28"/>
+        </w:rPr>
+      </w:pPr>
+      <w:r>
+        <w:rPr>
+          <w:color w:val="0F1115"/>
+          <w:sz w:val="28"/>
+          <w:szCs w:val="28"/>
+        </w:rPr>
+        <w:t>Множитель книги = Множитель предмета / 2</w:t>
+      </w:r>
+    </w:p>
+    <w:p>
+      <w:pPr>
+        <w:pStyle w:val="ds-markdown-paragraph"/>
+        <w:shd w:val="clear" w:color="auto" w:fill="FFFFFF"/>
+        <w:spacing w:before="0" w:beforeAutospacing="0" w:after="0" w:afterAutospacing="0" w:line="360" w:lineRule="auto"/>
+        <w:ind w:firstLine="709"/>
+        <w:rPr>
+          <w:color w:val="0F1115"/>
+          <w:sz w:val="28"/>
+          <w:szCs w:val="28"/>
+        </w:rPr>
+      </w:pPr>
+      <w:r>
+        <w:rPr>
+          <w:color w:val="0F1115"/>
+          <w:sz w:val="28"/>
+          <w:szCs w:val="28"/>
+        </w:rPr>
+        <w:t>Штраф за прошлые использования:</w:t>
+      </w:r>
+    </w:p>
+    <w:p>
+      <w:pPr>
+        <w:pStyle w:val="ds-markdown-paragraph"/>
+        <w:numPr>
+          <w:ilvl w:val="0"/>
+          <w:numId w:val="34"/>
+        </w:numPr>
+        <w:shd w:val="clear" w:color="auto" w:fill="FFFFFF"/>
+        <w:spacing w:before="0" w:beforeAutospacing="0" w:after="0" w:afterAutospacing="0" w:line="360" w:lineRule="auto"/>
+        <w:ind w:left="1134" w:hanging="283"/>
+        <w:rPr>
+          <w:color w:val="0F1115"/>
+          <w:sz w:val="28"/>
+          <w:szCs w:val="28"/>
+        </w:rPr>
+      </w:pPr>
+      <w:r>
+        <w:rPr>
+          <w:color w:val="0F1115"/>
+          <w:sz w:val="28"/>
+          <w:szCs w:val="28"/>
+        </w:rPr>
+        <w:t>Штраф = 2ⁿ − 1</w:t>
+      </w:r>
+    </w:p>
+    <w:p>
+      <w:pPr>
+        <w:pStyle w:val="ds-markdown-paragraph"/>
+        <w:shd w:val="clear" w:color="auto" w:fill="FFFFFF"/>
+        <w:spacing w:before="0" w:beforeAutospacing="0" w:after="0" w:afterAutospacing="0" w:line="360" w:lineRule="auto"/>
+        <w:ind w:firstLine="709"/>
+        <w:rPr>
+          <w:color w:val="0F1115"/>
+          <w:sz w:val="28"/>
+          <w:szCs w:val="28"/>
+        </w:rPr>
+      </w:pPr>
+      <w:r>
+        <w:rPr>
+          <w:color w:val="0F1115"/>
+          <w:sz w:val="28"/>
+          <w:szCs w:val="28"/>
+        </w:rPr>
+        <w:t>где n — количество прошлых операций наковальни.</w:t>
+      </w:r>
+    </w:p>
+    <w:p>
+      <w:pPr>
+        <w:pStyle w:val="ds-markdown-paragraph"/>
+        <w:shd w:val="clear" w:color="auto" w:fill="FFFFFF"/>
+        <w:spacing w:before="0" w:beforeAutospacing="0" w:after="0" w:afterAutospacing="0" w:line="360" w:lineRule="auto"/>
+        <w:ind w:firstLine="709"/>
+        <w:rPr>
+          <w:color w:val="0F1115"/>
+          <w:sz w:val="28"/>
+          <w:szCs w:val="28"/>
+        </w:rPr>
+      </w:pPr>
+      <w:r>
+        <w:rPr>
+          <w:color w:val="0F1115"/>
+          <w:sz w:val="28"/>
+          <w:szCs w:val="28"/>
+        </w:rPr>
+        <w:t>Стоимость опера</w:t>
+      </w:r>
+      <w:r>
+        <w:rPr>
+          <w:color w:val="0F1115"/>
+          <w:sz w:val="28"/>
+          <w:szCs w:val="28"/>
+        </w:rPr>
+        <w:t>ции:</w:t>
+      </w:r>
+    </w:p>
+    <w:p>
+      <w:pPr>
+        <w:pStyle w:val="ds-markdown-paragraph"/>
+        <w:numPr>
+          <w:ilvl w:val="0"/>
+          <w:numId w:val="34"/>
+        </w:numPr>
+        <w:shd w:val="clear" w:color="auto" w:fill="FFFFFF"/>
+        <w:spacing w:before="0" w:beforeAutospacing="0" w:after="0" w:afterAutospacing="0" w:line="360" w:lineRule="auto"/>
+        <w:ind w:left="1134" w:hanging="283"/>
+        <w:rPr>
+          <w:color w:val="0F1115"/>
+          <w:sz w:val="28"/>
+          <w:szCs w:val="28"/>
+        </w:rPr>
+      </w:pPr>
+      <w:r>
+        <w:rPr>
+          <w:color w:val="0F1115"/>
+          <w:sz w:val="28"/>
+          <w:szCs w:val="28"/>
+        </w:rPr>
+        <w:t>Стоимость = (сумма чар жертвы) + (штраф цели) + (штраф жертвы) + (несовместимость)</w:t>
+      </w:r>
+    </w:p>
+    <w:p>
+      <w:pPr>
+        <w:pStyle w:val="ds-markdown-paragraph"/>
+        <w:shd w:val="clear" w:color="auto" w:fill="FFFFFF"/>
+        <w:spacing w:before="0" w:beforeAutospacing="0" w:after="0" w:afterAutospacing="0" w:line="360" w:lineRule="auto"/>
+        <w:ind w:firstLine="709"/>
+        <w:rPr>
+          <w:color w:val="0F1115"/>
+          <w:sz w:val="28"/>
+          <w:szCs w:val="28"/>
+        </w:rPr>
+      </w:pPr>
+      <w:r>
+        <w:rPr>
+          <w:color w:val="0F1115"/>
+          <w:sz w:val="28"/>
+          <w:szCs w:val="28"/>
+        </w:rPr>
+        <w:t>Стоимость переименования:</w:t>
+      </w:r>
+    </w:p>
+    <w:p>
+      <w:pPr>
+        <w:pStyle w:val="ds-markdown-paragraph"/>
+        <w:numPr>
+          <w:ilvl w:val="0"/>
+          <w:numId w:val="34"/>
+        </w:numPr>
+        <w:shd w:val="clear" w:color="auto" w:fill="FFFFFF"/>
+        <w:spacing w:before="0" w:beforeAutospacing="0" w:after="0" w:afterAutospacing="0" w:line="360" w:lineRule="auto"/>
+        <w:ind w:left="1134" w:hanging="283"/>
+        <w:rPr>
+          <w:color w:val="0F1115"/>
+          <w:sz w:val="28"/>
+          <w:szCs w:val="28"/>
+        </w:rPr>
+      </w:pPr>
+      <w:r>
+        <w:rPr>
+          <w:color w:val="0F1115"/>
+          <w:sz w:val="28"/>
+          <w:szCs w:val="28"/>
+        </w:rPr>
+        <w:lastRenderedPageBreak/>
+        <w:t>Стоимость = 2ⁿ</w:t>
+      </w:r>
+    </w:p>
+    <w:p>
+      <w:pPr>
+        <w:pStyle w:val="ds-markdown-paragraph"/>
+        <w:shd w:val="clear" w:color="auto" w:fill="FFFFFF"/>
+        <w:spacing w:before="0" w:beforeAutospacing="0" w:after="0" w:afterAutospacing="0" w:line="360" w:lineRule="auto"/>
+        <w:ind w:firstLine="709"/>
+        <w:rPr>
+          <w:color w:val="0F1115"/>
+          <w:sz w:val="28"/>
+          <w:szCs w:val="28"/>
+        </w:rPr>
+      </w:pPr>
+      <w:r>
+        <w:rPr>
+          <w:color w:val="0F1115"/>
+          <w:sz w:val="28"/>
+          <w:szCs w:val="28"/>
+        </w:rPr>
+        <w:t>(по ней легко определить n: если наковальня просит 8 уровней, значит n = 3).</w:t>
+      </w:r>
+    </w:p>
+    <w:p>
+      <w:pPr>
+        <w:pStyle w:val="a9"/>
+        <w:spacing w:before="600"/>
+      </w:pPr>
+      <w:r>
+        <w:t>Как определить множитель неизвестного чара</w:t>
+      </w:r>
+    </w:p>
+    <w:p>
+      <w:pPr>
+        <w:pStyle w:val="ds-markdown-paragraph"/>
+        <w:shd w:val="clear" w:color="auto" w:fill="FFFFFF"/>
+        <w:spacing w:before="0" w:beforeAutospacing="0" w:after="0" w:afterAutospacing="0" w:line="360" w:lineRule="auto"/>
+        <w:ind w:firstLine="709"/>
+        <w:rPr>
+          <w:color w:val="0F1115"/>
+          <w:sz w:val="28"/>
+          <w:szCs w:val="28"/>
+        </w:rPr>
+      </w:pPr>
+      <w:r>
+        <w:rPr>
+          <w:color w:val="0F1115"/>
+          <w:sz w:val="28"/>
+          <w:szCs w:val="28"/>
+        </w:rPr>
+        <w:t xml:space="preserve">Если вы играете с </w:t>
+      </w:r>
+      <w:proofErr w:type="spellStart"/>
+      <w:r>
+        <w:rPr>
+          <w:color w:val="0F1115"/>
+          <w:sz w:val="28"/>
+          <w:szCs w:val="28"/>
+        </w:rPr>
+        <w:t>модом</w:t>
+      </w:r>
+      <w:proofErr w:type="spellEnd"/>
+      <w:r>
+        <w:rPr>
+          <w:color w:val="0F1115"/>
+          <w:sz w:val="28"/>
+          <w:szCs w:val="28"/>
+        </w:rPr>
+        <w:t xml:space="preserve"> или </w:t>
+      </w:r>
+      <w:proofErr w:type="spellStart"/>
+      <w:r>
+        <w:rPr>
+          <w:color w:val="0F1115"/>
+          <w:sz w:val="28"/>
+          <w:szCs w:val="28"/>
+        </w:rPr>
+        <w:t>датапаком</w:t>
+      </w:r>
+      <w:proofErr w:type="spellEnd"/>
+      <w:r>
+        <w:rPr>
+          <w:color w:val="0F1115"/>
+          <w:sz w:val="28"/>
+          <w:szCs w:val="28"/>
+        </w:rPr>
+        <w:t xml:space="preserve">, где есть </w:t>
+      </w:r>
+      <w:proofErr w:type="spellStart"/>
+      <w:r>
+        <w:rPr>
+          <w:color w:val="0F1115"/>
+          <w:sz w:val="28"/>
+          <w:szCs w:val="28"/>
+        </w:rPr>
+        <w:t>кастомные</w:t>
+      </w:r>
+      <w:proofErr w:type="spellEnd"/>
+      <w:r>
+        <w:rPr>
+          <w:color w:val="0F1115"/>
+          <w:sz w:val="28"/>
+          <w:szCs w:val="28"/>
+        </w:rPr>
+        <w:t xml:space="preserve"> чары, множитель можно вычислить экспериментально:</w:t>
+      </w:r>
+    </w:p>
+    <w:p>
+      <w:pPr>
+        <w:pStyle w:val="ds-markdown-paragraph"/>
+        <w:numPr>
+          <w:ilvl w:val="0"/>
+          <w:numId w:val="34"/>
+        </w:numPr>
+        <w:shd w:val="clear" w:color="auto" w:fill="FFFFFF"/>
+        <w:spacing w:before="0" w:beforeAutospacing="0" w:after="0" w:afterAutospacing="0" w:line="360" w:lineRule="auto"/>
+        <w:ind w:left="1134" w:hanging="283"/>
+        <w:rPr>
+          <w:color w:val="0F1115"/>
+          <w:sz w:val="28"/>
+          <w:szCs w:val="28"/>
+        </w:rPr>
+      </w:pPr>
+      <w:r>
+        <w:rPr>
+          <w:color w:val="0F1115"/>
+          <w:sz w:val="28"/>
+          <w:szCs w:val="28"/>
+        </w:rPr>
+        <w:t xml:space="preserve">Возьмите пустой предмет и книгу с нужным </w:t>
+      </w:r>
+      <w:proofErr w:type="spellStart"/>
+      <w:r>
+        <w:rPr>
+          <w:color w:val="0F1115"/>
+          <w:sz w:val="28"/>
+          <w:szCs w:val="28"/>
+        </w:rPr>
+        <w:t>чаром</w:t>
+      </w:r>
+      <w:proofErr w:type="spellEnd"/>
+      <w:r>
+        <w:rPr>
+          <w:color w:val="0F1115"/>
+          <w:sz w:val="28"/>
+          <w:szCs w:val="28"/>
+        </w:rPr>
+        <w:t>.</w:t>
+      </w:r>
+    </w:p>
+    <w:p>
+      <w:pPr>
+        <w:pStyle w:val="ds-markdown-paragraph"/>
+        <w:numPr>
+          <w:ilvl w:val="0"/>
+          <w:numId w:val="34"/>
+        </w:numPr>
+        <w:shd w:val="clear" w:color="auto" w:fill="FFFFFF"/>
+        <w:spacing w:before="0" w:beforeAutospacing="0" w:after="0" w:afterAutospacing="0" w:line="360" w:lineRule="auto"/>
+        <w:ind w:left="1134" w:hanging="283"/>
+        <w:rPr>
+          <w:color w:val="0F1115"/>
+          <w:sz w:val="28"/>
+          <w:szCs w:val="28"/>
+        </w:rPr>
+      </w:pPr>
+      <w:r>
+        <w:rPr>
+          <w:color w:val="0F1115"/>
+          <w:sz w:val="28"/>
+          <w:szCs w:val="28"/>
+        </w:rPr>
+        <w:t>Положите их в наковальню.</w:t>
+      </w:r>
+    </w:p>
+    <w:p>
+      <w:pPr>
+        <w:pStyle w:val="ds-markdown-paragraph"/>
+        <w:numPr>
+          <w:ilvl w:val="0"/>
+          <w:numId w:val="34"/>
+        </w:numPr>
+        <w:shd w:val="clear" w:color="auto" w:fill="FFFFFF"/>
+        <w:spacing w:before="0" w:beforeAutospacing="0" w:after="0" w:afterAutospacing="0" w:line="360" w:lineRule="auto"/>
+        <w:ind w:left="1134" w:hanging="283"/>
+        <w:rPr>
+          <w:color w:val="0F1115"/>
+          <w:sz w:val="28"/>
+          <w:szCs w:val="28"/>
+        </w:rPr>
+      </w:pPr>
+      <w:r>
+        <w:rPr>
+          <w:color w:val="0F1115"/>
+          <w:sz w:val="28"/>
+          <w:szCs w:val="28"/>
+        </w:rPr>
+        <w:t>Посмотрите стоимость операции.</w:t>
+      </w:r>
+    </w:p>
+    <w:p>
+      <w:pPr>
+        <w:pStyle w:val="ds-markdown-paragraph"/>
+        <w:numPr>
+          <w:ilvl w:val="0"/>
+          <w:numId w:val="34"/>
+        </w:numPr>
+        <w:shd w:val="clear" w:color="auto" w:fill="FFFFFF"/>
+        <w:spacing w:before="0" w:beforeAutospacing="0" w:after="0" w:afterAutospacing="0" w:line="360" w:lineRule="auto"/>
+        <w:ind w:left="1134" w:hanging="283"/>
+        <w:rPr>
+          <w:color w:val="0F1115"/>
+          <w:sz w:val="28"/>
+          <w:szCs w:val="28"/>
+        </w:rPr>
+      </w:pPr>
+      <w:r>
+        <w:rPr>
+          <w:color w:val="0F1115"/>
+          <w:sz w:val="28"/>
+          <w:szCs w:val="28"/>
+        </w:rPr>
+        <w:t>Примените формулу:</w:t>
+      </w:r>
+    </w:p>
+    <w:p>
+      <w:pPr>
+        <w:pStyle w:val="ds-markdown-paragraph"/>
+        <w:numPr>
+          <w:ilvl w:val="1"/>
+          <w:numId w:val="35"/>
+        </w:numPr>
+        <w:shd w:val="clear" w:color="auto" w:fill="FFFFFF"/>
+        <w:spacing w:before="0" w:beforeAutospacing="0" w:after="0" w:afterAutospacing="0" w:line="360" w:lineRule="auto"/>
+        <w:ind w:left="1701" w:hanging="283"/>
+        <w:rPr>
+          <w:color w:val="0F1115"/>
+          <w:sz w:val="28"/>
+          <w:szCs w:val="28"/>
+        </w:rPr>
+      </w:pPr>
+      <w:r>
+        <w:rPr>
+          <w:color w:val="0F1115"/>
+          <w:sz w:val="28"/>
+          <w:szCs w:val="28"/>
+        </w:rPr>
+        <w:t xml:space="preserve">Множитель = Стоимость на наковальне / Уровень </w:t>
+      </w:r>
+      <w:proofErr w:type="spellStart"/>
+      <w:r>
+        <w:rPr>
+          <w:color w:val="0F1115"/>
+          <w:sz w:val="28"/>
+          <w:szCs w:val="28"/>
+        </w:rPr>
+        <w:t>зачарования</w:t>
+      </w:r>
+      <w:proofErr w:type="spellEnd"/>
+    </w:p>
+    <w:p>
+      <w:pPr>
+        <w:pStyle w:val="ds-markdown-paragraph"/>
+        <w:shd w:val="clear" w:color="auto" w:fill="FFFFFF"/>
+        <w:spacing w:before="0" w:beforeAutospacing="0" w:after="0" w:afterAutospacing="0" w:line="360" w:lineRule="auto"/>
+        <w:ind w:firstLine="709"/>
+        <w:rPr>
+          <w:color w:val="0F1115"/>
+          <w:sz w:val="28"/>
+          <w:szCs w:val="28"/>
+        </w:rPr>
+      </w:pPr>
+      <w:r>
+        <w:rPr>
+          <w:color w:val="0F1115"/>
+          <w:sz w:val="28"/>
+          <w:szCs w:val="28"/>
+        </w:rPr>
+        <w:t xml:space="preserve">Пример: книга с </w:t>
+      </w:r>
+      <w:proofErr w:type="spellStart"/>
+      <w:r>
+        <w:rPr>
+          <w:color w:val="0F1115"/>
+          <w:sz w:val="28"/>
+          <w:szCs w:val="28"/>
+        </w:rPr>
+        <w:t>чаром</w:t>
+      </w:r>
+      <w:proofErr w:type="spellEnd"/>
+      <w:r>
+        <w:rPr>
+          <w:color w:val="0F1115"/>
+          <w:sz w:val="28"/>
+          <w:szCs w:val="28"/>
+        </w:rPr>
+        <w:t xml:space="preserve"> «</w:t>
+      </w:r>
+      <w:proofErr w:type="spellStart"/>
+      <w:r>
+        <w:rPr>
+          <w:color w:val="0F1115"/>
+          <w:sz w:val="28"/>
+          <w:szCs w:val="28"/>
+        </w:rPr>
+        <w:t>Life</w:t>
+      </w:r>
+      <w:proofErr w:type="spellEnd"/>
+      <w:r>
+        <w:rPr>
+          <w:color w:val="0F1115"/>
+          <w:sz w:val="28"/>
+          <w:szCs w:val="28"/>
+        </w:rPr>
+        <w:t xml:space="preserve"> </w:t>
+      </w:r>
+      <w:proofErr w:type="spellStart"/>
+      <w:r>
+        <w:rPr>
+          <w:color w:val="0F1115"/>
+          <w:sz w:val="28"/>
+          <w:szCs w:val="28"/>
+        </w:rPr>
+        <w:t>Leech</w:t>
+      </w:r>
+      <w:proofErr w:type="spellEnd"/>
+      <w:r>
+        <w:rPr>
+          <w:color w:val="0F1115"/>
+          <w:sz w:val="28"/>
+          <w:szCs w:val="28"/>
+        </w:rPr>
+        <w:t xml:space="preserve"> 2» стоит 6 уровней → множитель = 6 / 2 = </w:t>
+      </w:r>
+      <w:r>
+        <w:rPr>
+          <w:color w:val="0F1115"/>
+          <w:sz w:val="28"/>
+          <w:szCs w:val="28"/>
+        </w:rPr>
+        <w:t>3. Введите 3 в поле «Множ.».11.</w:t>
+      </w:r>
+    </w:p>
+    <w:p>
+      <w:pPr>
+        <w:spacing w:after="160" w:line="259" w:lineRule="auto"/>
+        <w:rPr>
+          <w:rFonts w:eastAsia="Times New Roman" w:cs="Times New Roman"/>
+          <w:color w:val="0F1115"/>
+          <w:sz w:val="28"/>
+          <w:szCs w:val="28"/>
+          <w:lang w:eastAsia="ru-RU"/>
+        </w:rPr>
+      </w:pPr>
+      <w:r>
+        <w:rPr>
+          <w:color w:val="0F1115"/>
+          <w:sz w:val="28"/>
+          <w:szCs w:val="28"/>
+        </w:rPr>
+        <w:br w:type="page"/>
+      </w:r>
+    </w:p>
+    <w:p>
+      <w:pPr>
+        <w:pStyle w:val="a9"/>
+        <w:spacing w:before="600"/>
+      </w:pPr>
+      <w:r>
+        <w:lastRenderedPageBreak/>
+        <w:t>Как узнать штраф существующего предмета</w:t>
+      </w:r>
+    </w:p>
+    <w:p>
+      <w:pPr>
+        <w:pStyle w:val="ds-markdown-paragraph"/>
+        <w:numPr>
+          <w:ilvl w:val="0"/>
+          <w:numId w:val="36"/>
+        </w:numPr>
+        <w:shd w:val="clear" w:color="auto" w:fill="FFFFFF"/>
+        <w:spacing w:before="0" w:beforeAutospacing="0" w:after="0" w:afterAutospacing="0" w:line="360" w:lineRule="auto"/>
+        <w:ind w:left="1134" w:hanging="567"/>
+        <w:rPr>
+          <w:color w:val="0F1115"/>
+          <w:sz w:val="28"/>
+          <w:szCs w:val="28"/>
+        </w:rPr>
+      </w:pPr>
+      <w:r>
+        <w:rPr>
+          <w:color w:val="0F1115"/>
+          <w:sz w:val="28"/>
+          <w:szCs w:val="28"/>
+        </w:rPr>
+        <w:t>Положите предмет в левый слот наковальни.</w:t>
+      </w:r>
+    </w:p>
+    <w:p>
+      <w:pPr>
+        <w:pStyle w:val="ds-markdown-paragraph"/>
+        <w:numPr>
+          <w:ilvl w:val="0"/>
+          <w:numId w:val="36"/>
+        </w:numPr>
+        <w:shd w:val="clear" w:color="auto" w:fill="FFFFFF"/>
+        <w:spacing w:before="0" w:beforeAutospacing="0" w:after="0" w:afterAutospacing="0" w:line="360" w:lineRule="auto"/>
+        <w:ind w:left="1134" w:hanging="567"/>
+        <w:rPr>
+          <w:color w:val="0F1115"/>
+          <w:sz w:val="28"/>
+          <w:szCs w:val="28"/>
+        </w:rPr>
+      </w:pPr>
+      <w:r>
+        <w:rPr>
+          <w:color w:val="0F1115"/>
+          <w:sz w:val="28"/>
+          <w:szCs w:val="28"/>
+        </w:rPr>
+        <w:t>Активируйте поле переименования (не меняя название).</w:t>
+      </w:r>
+    </w:p>
+    <w:p>
+      <w:pPr>
+        <w:pStyle w:val="ds-markdown-paragraph"/>
+        <w:numPr>
+          <w:ilvl w:val="0"/>
+          <w:numId w:val="36"/>
+        </w:numPr>
+        <w:shd w:val="clear" w:color="auto" w:fill="FFFFFF"/>
+        <w:spacing w:before="0" w:beforeAutospacing="0" w:after="0" w:afterAutospacing="0" w:line="360" w:lineRule="auto"/>
+        <w:ind w:left="1134" w:hanging="567"/>
+        <w:rPr>
+          <w:color w:val="0F1115"/>
+          <w:sz w:val="28"/>
+          <w:szCs w:val="28"/>
+        </w:rPr>
+      </w:pPr>
+      <w:r>
+        <w:rPr>
+          <w:color w:val="0F1115"/>
+          <w:sz w:val="28"/>
+          <w:szCs w:val="28"/>
+        </w:rPr>
+        <w:t>Посмотрите число уровней, которое просит наковальня.</w:t>
+      </w:r>
+    </w:p>
+    <w:p>
+      <w:pPr>
+        <w:pStyle w:val="ds-markdown-paragraph"/>
+        <w:numPr>
+          <w:ilvl w:val="0"/>
+          <w:numId w:val="36"/>
+        </w:numPr>
+        <w:shd w:val="clear" w:color="auto" w:fill="FFFFFF"/>
+        <w:spacing w:before="0" w:beforeAutospacing="0" w:after="0" w:afterAutospacing="0" w:line="360" w:lineRule="auto"/>
+        <w:ind w:left="1134" w:hanging="567"/>
+        <w:rPr>
+          <w:color w:val="0F1115"/>
+          <w:sz w:val="28"/>
+          <w:szCs w:val="28"/>
+        </w:rPr>
+      </w:pPr>
+      <w:r>
+        <w:rPr>
+          <w:color w:val="0F1115"/>
+          <w:sz w:val="28"/>
+          <w:szCs w:val="28"/>
+        </w:rPr>
+        <w:t>Найдите это число во втором столбце таблицы</w:t>
+      </w:r>
+      <w:r>
+        <w:rPr>
+          <w:color w:val="0F1115"/>
+          <w:sz w:val="28"/>
+          <w:szCs w:val="28"/>
+        </w:rPr>
+        <w:t xml:space="preserve"> 3.</w:t>
+      </w:r>
+    </w:p>
+    <w:p>
+      <w:pPr>
+        <w:pStyle w:val="ds-markdown-paragraph"/>
+        <w:shd w:val="clear" w:color="auto" w:fill="FFFFFF"/>
+        <w:spacing w:before="0" w:beforeAutospacing="0" w:after="0" w:afterAutospacing="0" w:line="360" w:lineRule="auto"/>
+        <w:ind w:left="1134"/>
+        <w:rPr>
+          <w:color w:val="0F1115"/>
+          <w:sz w:val="28"/>
+          <w:szCs w:val="28"/>
+        </w:rPr>
+      </w:pPr>
+      <w:r>
+        <w:rPr>
+          <w:color w:val="0F1115"/>
+          <w:sz w:val="28"/>
+          <w:szCs w:val="28"/>
+        </w:rPr>
+        <w:t>Таблица 3. Штраф существующего предмета</w:t>
       </w:r>
     </w:p>
     <w:tbl>
       <w:tblPr>
-        <w:tblW w:w="9360" w:type="dxa"/>
+        <w:tblW w:w="7161" w:type="dxa"/>
+        <w:jc w:val="center"/>
         <w:tblBorders>
           <w:top w:val="single" w:sz="4" w:space="0" w:color="auto"/>
           <w:left w:val="single" w:sz="4" w:space="0" w:color="auto"/>
@@ -6117,17 +6300,19 @@
         <w:tblLook w:val="04A0" w:firstRow="1" w:lastRow="0" w:firstColumn="1" w:lastColumn="0" w:noHBand="0" w:noVBand="1"/>
       </w:tblPr>
       <w:tblGrid>
-        <w:gridCol w:w="4437"/>
-        <w:gridCol w:w="1380"/>
-        <w:gridCol w:w="3543"/>
+        <w:gridCol w:w="3114"/>
+        <w:gridCol w:w="933"/>
+        <w:gridCol w:w="3114"/>
       </w:tblGrid>
       <w:tr>
         <w:trPr>
+          <w:trHeight w:val="983"/>
           <w:tblHeader/>
+          <w:jc w:val="center"/>
         </w:trPr>
         <w:tc>
           <w:tcPr>
-            <w:tcW w:w="0" w:type="auto"/>
+            <w:tcW w:w="3114" w:type="dxa"/>
             <w:tcMar>
               <w:top w:w="150" w:type="dxa"/>
               <w:left w:w="0" w:type="dxa"/>
@@ -6140,9 +6325,10 @@
           <w:p>
             <w:pPr>
               <w:spacing w:line="360" w:lineRule="auto"/>
-              <w:ind w:firstLine="709"/>
+              <w:jc w:val="center"/>
               <w:rPr>
                 <w:rFonts w:cs="Times New Roman"/>
+                <w:b/>
                 <w:sz w:val="28"/>
                 <w:szCs w:val="28"/>
               </w:rPr>
@@ -6150,6 +6336,7 @@
             <w:r>
               <w:rPr>
                 <w:rFonts w:cs="Times New Roman"/>
+                <w:b/>
                 <w:sz w:val="28"/>
                 <w:szCs w:val="28"/>
               </w:rPr>
@@ -6159,7 +6346,7 @@
         </w:tc>
         <w:tc>
           <w:tcPr>
-            <w:tcW w:w="0" w:type="auto"/>
+            <w:tcW w:w="933" w:type="dxa"/>
             <w:tcMar>
               <w:top w:w="150" w:type="dxa"/>
               <w:left w:w="240" w:type="dxa"/>
@@ -6172,9 +6359,11 @@
           <w:p>
             <w:pPr>
               <w:spacing w:line="360" w:lineRule="auto"/>
-              <w:ind w:firstLine="709"/>
+              <w:ind w:firstLine="1"/>
+              <w:jc w:val="center"/>
               <w:rPr>
                 <w:rFonts w:cs="Times New Roman"/>
+                <w:b/>
                 <w:sz w:val="28"/>
                 <w:szCs w:val="28"/>
               </w:rPr>
@@ -6182,6 +6371,7 @@
             <w:r>
               <w:rPr>
                 <w:rFonts w:cs="Times New Roman"/>
+                <w:b/>
                 <w:sz w:val="28"/>
                 <w:szCs w:val="28"/>
               </w:rPr>
@@ -6191,7 +6381,7 @@
         </w:tc>
         <w:tc>
           <w:tcPr>
-            <w:tcW w:w="0" w:type="auto"/>
+            <w:tcW w:w="3114" w:type="dxa"/>
             <w:tcMar>
               <w:top w:w="150" w:type="dxa"/>
               <w:left w:w="240" w:type="dxa"/>
@@ -6204,9 +6394,11 @@
           <w:p>
             <w:pPr>
               <w:spacing w:line="360" w:lineRule="auto"/>
-              <w:ind w:firstLine="709"/>
+              <w:ind w:firstLine="1"/>
+              <w:jc w:val="center"/>
               <w:rPr>
                 <w:rFonts w:cs="Times New Roman"/>
+                <w:b/>
                 <w:sz w:val="28"/>
                 <w:szCs w:val="28"/>
               </w:rPr>
@@ -6214,6 +6406,7 @@
             <w:r>
               <w:rPr>
                 <w:rFonts w:cs="Times New Roman"/>
+                <w:b/>
                 <w:sz w:val="28"/>
                 <w:szCs w:val="28"/>
               </w:rPr>
@@ -6223,9 +6416,13 @@
         </w:tc>
       </w:tr>
       <w:tr>
+        <w:trPr>
+          <w:trHeight w:val="491"/>
+          <w:jc w:val="center"/>
+        </w:trPr>
         <w:tc>
           <w:tcPr>
-            <w:tcW w:w="0" w:type="auto"/>
+            <w:tcW w:w="3114" w:type="dxa"/>
             <w:tcMar>
               <w:top w:w="150" w:type="dxa"/>
               <w:left w:w="0" w:type="dxa"/>
@@ -6238,7 +6435,7 @@
           <w:p>
             <w:pPr>
               <w:spacing w:line="360" w:lineRule="auto"/>
-              <w:ind w:firstLine="709"/>
+              <w:jc w:val="center"/>
               <w:rPr>
                 <w:rFonts w:cs="Times New Roman"/>
                 <w:sz w:val="28"/>
@@ -6257,7 +6454,7 @@
         </w:tc>
         <w:tc>
           <w:tcPr>
-            <w:tcW w:w="0" w:type="auto"/>
+            <w:tcW w:w="933" w:type="dxa"/>
             <w:tcMar>
               <w:top w:w="150" w:type="dxa"/>
               <w:left w:w="240" w:type="dxa"/>
@@ -6270,7 +6467,7 @@
           <w:p>
             <w:pPr>
               <w:spacing w:line="360" w:lineRule="auto"/>
-              <w:ind w:firstLine="709"/>
+              <w:ind w:firstLine="1"/>
               <w:rPr>
                 <w:rFonts w:cs="Times New Roman"/>
                 <w:sz w:val="28"/>
@@ -6289,7 +6486,7 @@
         </w:tc>
         <w:tc>
           <w:tcPr>
-            <w:tcW w:w="0" w:type="auto"/>
+            <w:tcW w:w="3114" w:type="dxa"/>
             <w:tcMar>
               <w:top w:w="150" w:type="dxa"/>
               <w:left w:w="240" w:type="dxa"/>
@@ -6302,7 +6499,7 @@
           <w:p>
             <w:pPr>
               <w:spacing w:line="360" w:lineRule="auto"/>
-              <w:ind w:firstLine="709"/>
+              <w:ind w:firstLine="1"/>
               <w:rPr>
                 <w:rFonts w:cs="Times New Roman"/>
                 <w:sz w:val="28"/>
@@ -6321,9 +6518,13 @@
         </w:tc>
       </w:tr>
       <w:tr>
+        <w:trPr>
+          <w:trHeight w:val="491"/>
+          <w:jc w:val="center"/>
+        </w:trPr>
         <w:tc>
           <w:tcPr>
-            <w:tcW w:w="0" w:type="auto"/>
+            <w:tcW w:w="3114" w:type="dxa"/>
             <w:tcMar>
               <w:top w:w="150" w:type="dxa"/>
               <w:left w:w="0" w:type="dxa"/>
@@ -6336,7 +6537,7 @@
           <w:p>
             <w:pPr>
               <w:spacing w:line="360" w:lineRule="auto"/>
-              <w:ind w:firstLine="709"/>
+              <w:jc w:val="center"/>
               <w:rPr>
                 <w:rFonts w:cs="Times New Roman"/>
                 <w:sz w:val="28"/>
@@ -6355,7 +6556,7 @@
         </w:tc>
         <w:tc>
           <w:tcPr>
-            <w:tcW w:w="0" w:type="auto"/>
+            <w:tcW w:w="933" w:type="dxa"/>
             <w:tcMar>
               <w:top w:w="150" w:type="dxa"/>
               <w:left w:w="240" w:type="dxa"/>
@@ -6368,7 +6569,7 @@
           <w:p>
             <w:pPr>
               <w:spacing w:line="360" w:lineRule="auto"/>
-              <w:ind w:firstLine="709"/>
+              <w:ind w:firstLine="1"/>
               <w:rPr>
                 <w:rFonts w:cs="Times New Roman"/>
                 <w:sz w:val="28"/>
@@ -6387,7 +6588,7 @@
         </w:tc>
         <w:tc>
           <w:tcPr>
-            <w:tcW w:w="0" w:type="auto"/>
+            <w:tcW w:w="3114" w:type="dxa"/>
             <w:tcMar>
               <w:top w:w="150" w:type="dxa"/>
               <w:left w:w="240" w:type="dxa"/>
@@ -6400,7 +6601,7 @@
           <w:p>
             <w:pPr>
               <w:spacing w:line="360" w:lineRule="auto"/>
-              <w:ind w:firstLine="709"/>
+              <w:ind w:firstLine="1"/>
               <w:rPr>
                 <w:rFonts w:cs="Times New Roman"/>
                 <w:sz w:val="28"/>
@@ -6419,9 +6620,13 @@
         </w:tc>
       </w:tr>
       <w:tr>
+        <w:trPr>
+          <w:trHeight w:val="491"/>
+          <w:jc w:val="center"/>
+        </w:trPr>
         <w:tc>
           <w:tcPr>
-            <w:tcW w:w="0" w:type="auto"/>
+            <w:tcW w:w="3114" w:type="dxa"/>
             <w:tcMar>
               <w:top w:w="150" w:type="dxa"/>
               <w:left w:w="0" w:type="dxa"/>
@@ -6434,7 +6639,7 @@
           <w:p>
             <w:pPr>
               <w:spacing w:line="360" w:lineRule="auto"/>
-              <w:ind w:firstLine="709"/>
+              <w:jc w:val="center"/>
               <w:rPr>
                 <w:rFonts w:cs="Times New Roman"/>
                 <w:sz w:val="28"/>
@@ -6453,7 +6658,7 @@
         </w:tc>
         <w:tc>
           <w:tcPr>
-            <w:tcW w:w="0" w:type="auto"/>
+            <w:tcW w:w="933" w:type="dxa"/>
             <w:tcMar>
               <w:top w:w="150" w:type="dxa"/>
               <w:left w:w="240" w:type="dxa"/>
@@ -6466,7 +6671,7 @@
           <w:p>
             <w:pPr>
               <w:spacing w:line="360" w:lineRule="auto"/>
-              <w:ind w:firstLine="709"/>
+              <w:ind w:firstLine="1"/>
               <w:rPr>
                 <w:rFonts w:cs="Times New Roman"/>
                 <w:sz w:val="28"/>
@@ -6485,7 +6690,7 @@
         </w:tc>
         <w:tc>
           <w:tcPr>
-            <w:tcW w:w="0" w:type="auto"/>
+            <w:tcW w:w="3114" w:type="dxa"/>
             <w:tcMar>
               <w:top w:w="150" w:type="dxa"/>
               <w:left w:w="240" w:type="dxa"/>
@@ -6498,7 +6703,7 @@
           <w:p>
             <w:pPr>
               <w:spacing w:line="360" w:lineRule="auto"/>
-              <w:ind w:firstLine="709"/>
+              <w:ind w:firstLine="1"/>
               <w:rPr>
                 <w:rFonts w:cs="Times New Roman"/>
                 <w:sz w:val="28"/>
@@ -6517,9 +6722,13 @@
         </w:tc>
       </w:tr>
       <w:tr>
+        <w:trPr>
+          <w:trHeight w:val="491"/>
+          <w:jc w:val="center"/>
+        </w:trPr>
         <w:tc>
           <w:tcPr>
-            <w:tcW w:w="0" w:type="auto"/>
+            <w:tcW w:w="3114" w:type="dxa"/>
             <w:tcMar>
               <w:top w:w="150" w:type="dxa"/>
               <w:left w:w="0" w:type="dxa"/>
@@ -6532,7 +6741,7 @@
           <w:p>
             <w:pPr>
               <w:spacing w:line="360" w:lineRule="auto"/>
-              <w:ind w:firstLine="709"/>
+              <w:jc w:val="center"/>
               <w:rPr>
                 <w:rFonts w:cs="Times New Roman"/>
                 <w:sz w:val="28"/>
@@ -6551,7 +6760,7 @@
         </w:tc>
         <w:tc>
           <w:tcPr>
-            <w:tcW w:w="0" w:type="auto"/>
+            <w:tcW w:w="933" w:type="dxa"/>
             <w:tcMar>
               <w:top w:w="150" w:type="dxa"/>
               <w:left w:w="240" w:type="dxa"/>
@@ -6564,7 +6773,7 @@
           <w:p>
             <w:pPr>
               <w:spacing w:line="360" w:lineRule="auto"/>
-              <w:ind w:firstLine="709"/>
+              <w:ind w:firstLine="1"/>
               <w:rPr>
                 <w:rFonts w:cs="Times New Roman"/>
                 <w:sz w:val="28"/>
@@ -6583,7 +6792,7 @@
         </w:tc>
         <w:tc>
           <w:tcPr>
-            <w:tcW w:w="0" w:type="auto"/>
+            <w:tcW w:w="3114" w:type="dxa"/>
             <w:tcMar>
               <w:top w:w="150" w:type="dxa"/>
               <w:left w:w="240" w:type="dxa"/>
@@ -6596,7 +6805,7 @@
           <w:p>
             <w:pPr>
               <w:spacing w:line="360" w:lineRule="auto"/>
-              <w:ind w:firstLine="709"/>
+              <w:ind w:firstLine="1"/>
               <w:rPr>
                 <w:rFonts w:cs="Times New Roman"/>
                 <w:sz w:val="28"/>
@@ -6615,9 +6824,13 @@
         </w:tc>
       </w:tr>
       <w:tr>
+        <w:trPr>
+          <w:trHeight w:val="476"/>
+          <w:jc w:val="center"/>
+        </w:trPr>
         <w:tc>
           <w:tcPr>
-            <w:tcW w:w="0" w:type="auto"/>
+            <w:tcW w:w="3114" w:type="dxa"/>
             <w:tcMar>
               <w:top w:w="150" w:type="dxa"/>
               <w:left w:w="0" w:type="dxa"/>
@@ -6630,7 +6843,7 @@
           <w:p>
             <w:pPr>
               <w:spacing w:line="360" w:lineRule="auto"/>
-              <w:ind w:firstLine="709"/>
+              <w:jc w:val="center"/>
               <w:rPr>
                 <w:rFonts w:cs="Times New Roman"/>
                 <w:sz w:val="28"/>
@@ -6649,7 +6862,7 @@
         </w:tc>
         <w:tc>
           <w:tcPr>
-            <w:tcW w:w="0" w:type="auto"/>
+            <w:tcW w:w="933" w:type="dxa"/>
             <w:tcMar>
               <w:top w:w="150" w:type="dxa"/>
               <w:left w:w="240" w:type="dxa"/>
@@ -6662,7 +6875,7 @@
           <w:p>
             <w:pPr>
               <w:spacing w:line="360" w:lineRule="auto"/>
-              <w:ind w:firstLine="709"/>
+              <w:ind w:firstLine="1"/>
               <w:rPr>
                 <w:rFonts w:cs="Times New Roman"/>
                 <w:sz w:val="28"/>
@@ -6681,7 +6894,7 @@
         </w:tc>
         <w:tc>
           <w:tcPr>
-            <w:tcW w:w="0" w:type="auto"/>
+            <w:tcW w:w="3114" w:type="dxa"/>
             <w:tcMar>
               <w:top w:w="150" w:type="dxa"/>
               <w:left w:w="240" w:type="dxa"/>
@@ -6694,7 +6907,7 @@
           <w:p>
             <w:pPr>
               <w:spacing w:line="360" w:lineRule="auto"/>
-              <w:ind w:firstLine="709"/>
+              <w:ind w:firstLine="1"/>
               <w:rPr>
                 <w:rFonts w:cs="Times New Roman"/>
                 <w:sz w:val="28"/>
@@ -6713,9 +6926,13 @@
         </w:tc>
       </w:tr>
       <w:tr>
+        <w:trPr>
+          <w:trHeight w:val="491"/>
+          <w:jc w:val="center"/>
+        </w:trPr>
         <w:tc>
           <w:tcPr>
-            <w:tcW w:w="0" w:type="auto"/>
+            <w:tcW w:w="3114" w:type="dxa"/>
             <w:tcMar>
               <w:top w:w="150" w:type="dxa"/>
               <w:left w:w="0" w:type="dxa"/>
@@ -6728,7 +6945,7 @@
           <w:p>
             <w:pPr>
               <w:spacing w:line="360" w:lineRule="auto"/>
-              <w:ind w:firstLine="709"/>
+              <w:jc w:val="center"/>
               <w:rPr>
                 <w:rFonts w:cs="Times New Roman"/>
                 <w:sz w:val="28"/>
@@ -6747,7 +6964,7 @@
         </w:tc>
         <w:tc>
           <w:tcPr>
-            <w:tcW w:w="0" w:type="auto"/>
+            <w:tcW w:w="933" w:type="dxa"/>
             <w:tcMar>
               <w:top w:w="150" w:type="dxa"/>
               <w:left w:w="240" w:type="dxa"/>
@@ -6760,7 +6977,7 @@
           <w:p>
             <w:pPr>
               <w:spacing w:line="360" w:lineRule="auto"/>
-              <w:ind w:firstLine="709"/>
+              <w:ind w:firstLine="1"/>
               <w:rPr>
                 <w:rFonts w:cs="Times New Roman"/>
                 <w:sz w:val="28"/>
@@ -6779,7 +6996,7 @@
         </w:tc>
         <w:tc>
           <w:tcPr>
-            <w:tcW w:w="0" w:type="auto"/>
+            <w:tcW w:w="3114" w:type="dxa"/>
             <w:tcMar>
               <w:top w:w="150" w:type="dxa"/>
               <w:left w:w="240" w:type="dxa"/>
@@ -6792,7 +7009,7 @@
           <w:p>
             <w:pPr>
               <w:spacing w:line="360" w:lineRule="auto"/>
-              <w:ind w:firstLine="709"/>
+              <w:ind w:firstLine="1"/>
               <w:rPr>
                 <w:rFonts w:cs="Times New Roman"/>
                 <w:sz w:val="28"/>
@@ -6811,9 +7028,13 @@
         </w:tc>
       </w:tr>
       <w:tr>
+        <w:trPr>
+          <w:trHeight w:val="491"/>
+          <w:jc w:val="center"/>
+        </w:trPr>
         <w:tc>
           <w:tcPr>
-            <w:tcW w:w="0" w:type="auto"/>
+            <w:tcW w:w="3114" w:type="dxa"/>
             <w:tcMar>
               <w:top w:w="150" w:type="dxa"/>
               <w:left w:w="0" w:type="dxa"/>
@@ -6826,7 +7047,7 @@
           <w:p>
             <w:pPr>
               <w:spacing w:line="360" w:lineRule="auto"/>
-              <w:ind w:firstLine="709"/>
+              <w:jc w:val="center"/>
               <w:rPr>
                 <w:rFonts w:cs="Times New Roman"/>
                 <w:sz w:val="28"/>
@@ -6839,14 +7060,13 @@
                 <w:sz w:val="28"/>
                 <w:szCs w:val="28"/>
               </w:rPr>
-              <w:lastRenderedPageBreak/>
               <w:t>64</w:t>
             </w:r>
           </w:p>
         </w:tc>
         <w:tc>
           <w:tcPr>
-            <w:tcW w:w="0" w:type="auto"/>
+            <w:tcW w:w="933" w:type="dxa"/>
             <w:tcMar>
               <w:top w:w="150" w:type="dxa"/>
               <w:left w:w="240" w:type="dxa"/>
@@ -6859,7 +7079,7 @@
           <w:p>
             <w:pPr>
               <w:spacing w:line="360" w:lineRule="auto"/>
-              <w:ind w:firstLine="709"/>
+              <w:ind w:firstLine="1"/>
               <w:rPr>
                 <w:rFonts w:cs="Times New Roman"/>
                 <w:sz w:val="28"/>
@@ -6878,7 +7098,7 @@
         </w:tc>
         <w:tc>
           <w:tcPr>
-            <w:tcW w:w="0" w:type="auto"/>
+            <w:tcW w:w="3114" w:type="dxa"/>
             <w:tcMar>
               <w:top w:w="150" w:type="dxa"/>
               <w:left w:w="240" w:type="dxa"/>
@@ -6891,7 +7111,7 @@
           <w:p>
             <w:pPr>
               <w:spacing w:line="360" w:lineRule="auto"/>
-              <w:ind w:firstLine="709"/>
+              <w:ind w:firstLine="1"/>
               <w:rPr>
                 <w:rFonts w:cs="Times New Roman"/>
                 <w:sz w:val="28"/>
@@ -6962,6 +7182,7 @@
         <w:ind w:firstLine="709"/>
         <w:rPr>
           <w:rFonts w:cs="Times New Roman"/>
+          <w:i/>
           <w:sz w:val="28"/>
           <w:szCs w:val="28"/>
         </w:rPr>
@@ -6969,6 +7190,7 @@
       <w:r>
         <w:rPr>
           <w:rFonts w:cs="Times New Roman"/>
+          <w:i/>
           <w:sz w:val="28"/>
           <w:szCs w:val="28"/>
         </w:rPr>
@@ -7000,6 +7222,7 @@
         <w:ind w:firstLine="709"/>
         <w:rPr>
           <w:rFonts w:cs="Times New Roman"/>
+          <w:i/>
           <w:sz w:val="28"/>
           <w:szCs w:val="28"/>
         </w:rPr>
@@ -7007,6 +7230,7 @@
       <w:r>
         <w:rPr>
           <w:rFonts w:cs="Times New Roman"/>
+          <w:i/>
           <w:sz w:val="28"/>
           <w:szCs w:val="28"/>
         </w:rPr>
@@ -7029,6 +7253,7 @@
           <w:sz w:val="28"/>
           <w:szCs w:val="28"/>
         </w:rPr>
+        <w:lastRenderedPageBreak/>
         <w:t>Этот чар несовместим с уже выбранными (например, «Острота» и «Небесная кара»).</w:t>
       </w:r>
     </w:p>
@@ -7040,6 +7265,7 @@
           <w:rFonts w:cs="Times New Roman"/>
           <w:sz w:val="28"/>
           <w:szCs w:val="28"/>
+          <w:u w:val="single"/>
         </w:rPr>
       </w:pPr>
       <w:r>
@@ -7047,6 +7273,7 @@
           <w:rFonts w:cs="Times New Roman"/>
           <w:sz w:val="28"/>
           <w:szCs w:val="28"/>
+          <w:u w:val="single"/>
         </w:rPr>
         <w:t>Почему сбросились чары при смене предмета?</w:t>
       </w:r>
@@ -7076,6 +7303,7 @@
         <w:ind w:firstLine="709"/>
         <w:rPr>
           <w:rFonts w:cs="Times New Roman"/>
+          <w:i/>
           <w:sz w:val="28"/>
           <w:szCs w:val="28"/>
         </w:rPr>
@@ -7083,6 +7311,7 @@
       <w:r>
         <w:rPr>
           <w:rFonts w:cs="Times New Roman"/>
+          <w:i/>
           <w:sz w:val="28"/>
           <w:szCs w:val="28"/>
         </w:rPr>
@@ -7114,6 +7343,7 @@
         <w:ind w:firstLine="709"/>
         <w:rPr>
           <w:rFonts w:cs="Times New Roman"/>
+          <w:i/>
           <w:sz w:val="28"/>
           <w:szCs w:val="28"/>
         </w:rPr>
@@ -7121,6 +7351,7 @@
       <w:r>
         <w:rPr>
           <w:rFonts w:cs="Times New Roman"/>
+          <w:i/>
           <w:sz w:val="28"/>
           <w:szCs w:val="28"/>
         </w:rPr>
@@ -7170,6 +7401,7 @@
         <w:ind w:firstLine="709"/>
         <w:rPr>
           <w:rFonts w:cs="Times New Roman"/>
+          <w:i/>
           <w:sz w:val="28"/>
           <w:szCs w:val="28"/>
         </w:rPr>
@@ -7177,6 +7409,7 @@
       <w:r>
         <w:rPr>
           <w:rFonts w:cs="Times New Roman"/>
+          <w:i/>
           <w:sz w:val="28"/>
           <w:szCs w:val="28"/>
         </w:rPr>
@@ -7186,6 +7419,7 @@
       <w:r>
         <w:rPr>
           <w:rFonts w:cs="Times New Roman"/>
+          <w:i/>
           <w:sz w:val="28"/>
           <w:szCs w:val="28"/>
         </w:rPr>
@@ -7195,6 +7429,7 @@
       <w:r>
         <w:rPr>
           <w:rFonts w:cs="Times New Roman"/>
+          <w:i/>
           <w:sz w:val="28"/>
           <w:szCs w:val="28"/>
         </w:rPr>
@@ -7217,7 +7452,15 @@
           <w:sz w:val="28"/>
           <w:szCs w:val="28"/>
         </w:rPr>
-        <w:t>Не более 15 одновременно.</w:t>
+        <w:t>Не более 10</w:t>
+      </w:r>
+      <w:r>
+        <w:rPr>
+          <w:rFonts w:cs="Times New Roman"/>
+          <w:sz w:val="28"/>
+          <w:szCs w:val="28"/>
+        </w:rPr>
+        <w:t xml:space="preserve"> одновременно.</w:t>
       </w:r>
     </w:p>
     <w:p>
@@ -7226,6 +7469,7 @@
         <w:ind w:firstLine="709"/>
         <w:rPr>
           <w:rFonts w:cs="Times New Roman"/>
+          <w:i/>
           <w:sz w:val="28"/>
           <w:szCs w:val="28"/>
         </w:rPr>
@@ -7233,6 +7477,7 @@
       <w:r>
         <w:rPr>
           <w:rFonts w:cs="Times New Roman"/>
+          <w:i/>
           <w:sz w:val="28"/>
           <w:szCs w:val="28"/>
         </w:rPr>
@@ -7260,6 +7505,91 @@
     </w:p>
     <w:p>
       <w:pPr>
+        <w:spacing w:line="360" w:lineRule="auto"/>
+        <w:ind w:firstLine="709"/>
+        <w:rPr>
+          <w:rFonts w:cs="Times New Roman"/>
+          <w:i/>
+          <w:sz w:val="28"/>
+          <w:szCs w:val="28"/>
+        </w:rPr>
+      </w:pPr>
+      <w:r>
+        <w:rPr>
+          <w:rFonts w:cs="Times New Roman"/>
+          <w:i/>
+          <w:sz w:val="28"/>
+          <w:szCs w:val="28"/>
+        </w:rPr>
+        <w:t xml:space="preserve">Как калькулятор выбирает способ </w:t>
+      </w:r>
+      <w:proofErr w:type="spellStart"/>
+      <w:r>
+        <w:rPr>
+          <w:rFonts w:cs="Times New Roman"/>
+          <w:i/>
+          <w:sz w:val="28"/>
+          <w:szCs w:val="28"/>
+        </w:rPr>
+        <w:t>зач</w:t>
+      </w:r>
+      <w:r>
+        <w:rPr>
+          <w:rFonts w:cs="Times New Roman"/>
+          <w:i/>
+          <w:sz w:val="28"/>
+          <w:szCs w:val="28"/>
+        </w:rPr>
+        <w:t>арования</w:t>
+      </w:r>
+      <w:proofErr w:type="spellEnd"/>
+      <w:r>
+        <w:rPr>
+          <w:rFonts w:cs="Times New Roman"/>
+          <w:i/>
+          <w:sz w:val="28"/>
+          <w:szCs w:val="28"/>
+        </w:rPr>
+        <w:t>?</w:t>
+      </w:r>
+    </w:p>
+    <w:p>
+      <w:pPr>
+        <w:spacing w:line="360" w:lineRule="auto"/>
+        <w:ind w:firstLine="709"/>
+        <w:rPr>
+          <w:rFonts w:cs="Times New Roman"/>
+          <w:sz w:val="28"/>
+          <w:szCs w:val="28"/>
+        </w:rPr>
+      </w:pPr>
+      <w:r>
+        <w:rPr>
+          <w:rFonts w:cs="Times New Roman"/>
+          <w:sz w:val="28"/>
+          <w:szCs w:val="28"/>
+        </w:rPr>
+        <w:t>Он использует динамическое программирование и проверяет все возможные комбинации слияния книг, чтобы</w:t>
+      </w:r>
+      <w:r>
+        <w:rPr>
+          <w:rFonts w:cs="Times New Roman"/>
+          <w:sz w:val="28"/>
+          <w:szCs w:val="28"/>
+        </w:rPr>
+        <w:t xml:space="preserve"> найти минимальный расход опыта</w:t>
+      </w:r>
+      <w:r>
+        <w:rPr>
+          <w:rFonts w:cs="Times New Roman"/>
+          <w:sz w:val="28"/>
+          <w:szCs w:val="28"/>
+        </w:rPr>
+        <w:t>.</w:t>
+      </w:r>
+    </w:p>
+    <w:p>
+      <w:pPr>
         <w:pStyle w:val="a9"/>
         <w:spacing w:before="600"/>
       </w:pPr>
@@ -7284,7 +7614,6 @@
           <w:sz w:val="28"/>
           <w:szCs w:val="28"/>
         </w:rPr>
-        <w:lastRenderedPageBreak/>
         <w:t>Enter</w:t>
       </w:r>
       <w:proofErr w:type="spellEnd"/>
@@ -7294,7 +7623,15 @@
           <w:sz w:val="28"/>
           <w:szCs w:val="28"/>
         </w:rPr>
-        <w:t xml:space="preserve"> в любом поле шага 3 (</w:t>
+        <w:t xml:space="preserve"> в любом по</w:t>
+      </w:r>
+      <w:r>
+        <w:rPr>
+          <w:rFonts w:cs="Times New Roman"/>
+          <w:sz w:val="28"/>
+          <w:szCs w:val="28"/>
+        </w:rPr>
+        <w:t>ле шага 3 (</w:t>
       </w:r>
       <w:proofErr w:type="spellStart"/>
       <w:r>
@@ -7312,7 +7649,15 @@
           <w:sz w:val="28"/>
           <w:szCs w:val="28"/>
         </w:rPr>
-        <w:t xml:space="preserve"> чары) — добавление чара без нажатия на кнопку.</w:t>
+        <w:t xml:space="preserve"> чары) –</w:t>
+      </w:r>
+      <w:r>
+        <w:rPr>
+          <w:rFonts w:cs="Times New Roman"/>
+          <w:sz w:val="28"/>
+          <w:szCs w:val="28"/>
+        </w:rPr>
+        <w:t xml:space="preserve"> добавление чара без нажатия на кнопку.</w:t>
       </w:r>
     </w:p>
     <w:p>
@@ -7333,23 +7678,37 @@
         </w:rPr>
         <w:t xml:space="preserve">Клик по чипу в </w:t>
       </w:r>
-      <w:proofErr w:type="spellStart"/>
       <w:r>
         <w:rPr>
           <w:rFonts w:cs="Times New Roman"/>
           <w:sz w:val="28"/>
           <w:szCs w:val="28"/>
         </w:rPr>
-        <w:t>overlimit</w:t>
-      </w:r>
-      <w:proofErr w:type="spellEnd"/>
+        <w:t xml:space="preserve">блоке </w:t>
+      </w:r>
+      <w:r>
+        <w:rPr>
+          <w:color w:val="0F1115"/>
+          <w:sz w:val="28"/>
+          <w:szCs w:val="28"/>
+        </w:rPr>
+        <w:t>«</w:t>
+      </w:r>
+      <w:r>
+        <w:rPr>
+          <w:color w:val="0F1115"/>
+          <w:sz w:val="28"/>
+          <w:szCs w:val="28"/>
+        </w:rPr>
+        <w:t>Слишком дорого!» –</w:t>
+      </w:r>
       <w:r>
         <w:rPr>
           <w:rFonts w:cs="Times New Roman"/>
           <w:sz w:val="28"/>
           <w:szCs w:val="28"/>
         </w:rPr>
-        <w:t>-блоке — прокрутка к проблемному шагу.</w:t>
+        <w:t xml:space="preserve"> прокрутка к проблемному шагу.</w:t>
       </w:r>
     </w:p>
     <w:p>
@@ -7368,7 +7727,23 @@
           <w:sz w:val="28"/>
           <w:szCs w:val="28"/>
         </w:rPr>
-        <w:t>Клик по тому же предмету в шаге 1 — ничего не делает (список не сбрасывается).</w:t>
+        <w:t>Кли</w:t>
+      </w:r>
+      <w:r>
+        <w:rPr>
+          <w:rFonts w:cs="Times New Roman"/>
+          <w:sz w:val="28"/>
+          <w:szCs w:val="28"/>
+        </w:rPr>
+        <w:t>к по тому же предмету в шаге 1 –</w:t>
+      </w:r>
+      <w:r>
+        <w:rPr>
+          <w:rFonts w:cs="Times New Roman"/>
+          <w:sz w:val="28"/>
+          <w:szCs w:val="28"/>
+        </w:rPr>
+        <w:t xml:space="preserve"> ничего не делает (список не сбрасывается).</w:t>
       </w:r>
     </w:p>
     <w:p>
@@ -7395,8 +7770,10 @@
           <w:sz w:val="28"/>
           <w:szCs w:val="28"/>
         </w:rPr>
-        <w:t>ар и показывает уведомление.14.</w:t>
-      </w:r>
+        <w:t>ар и показывает уведомление.</w:t>
+      </w:r>
+      <w:bookmarkStart w:id="0" w:name="_GoBack"/>
+      <w:bookmarkEnd w:id="0"/>
     </w:p>
     <w:p>
       <w:pPr>
@@ -7404,6 +7781,7 @@
         <w:spacing w:before="600"/>
       </w:pPr>
       <w:r>
+        <w:lastRenderedPageBreak/>
         <w:t>Ограничения</w:t>
       </w:r>
     </w:p>
@@ -7514,7 +7892,32 @@
           <w:sz w:val="28"/>
           <w:szCs w:val="28"/>
         </w:rPr>
-        <w:t>Максимальная стоимость операции — 39 уровней. Всё, что выше, невозможно в выживании.</w:t>
+        <w:t>М</w:t>
+      </w:r>
+      <w:r>
+        <w:rPr>
+          <w:rFonts w:cs="Times New Roman"/>
+          <w:sz w:val="28"/>
+          <w:szCs w:val="28"/>
+        </w:rPr>
+        <w:t xml:space="preserve">аксимальная стоимость операции </w:t>
+      </w:r>
+      <w:r>
+        <w:rPr>
+          <w:rFonts w:cs="Times New Roman"/>
+          <w:sz w:val="28"/>
+          <w:szCs w:val="28"/>
+          <w:lang w:val="en-US"/>
+        </w:rPr>
+        <w:t>–</w:t>
+      </w:r>
+      <w:r>
+        <w:rPr>
+          <w:rFonts w:cs="Times New Roman"/>
+          <w:sz w:val="28"/>
+          <w:szCs w:val="28"/>
+        </w:rPr>
+        <w:t xml:space="preserve"> 39 уровней. Всё, что выше, невозможно в выживании.</w:t>
       </w:r>
     </w:p>
     <w:p>
@@ -7592,7 +7995,7 @@
       </w:r>
     </w:p>
     <w:sectPr>
-      <w:footerReference w:type="default" r:id="rId19"/>
+      <w:footerReference w:type="default" r:id="rId22"/>
       <w:pgSz w:w="11906" w:h="16838"/>
       <w:pgMar w:top="1134" w:right="567" w:bottom="1134" w:left="1134" w:header="709" w:footer="709" w:gutter="0"/>
       <w:cols w:space="708"/>
@@ -7651,7 +8054,7 @@
           <w:rPr>
             <w:noProof/>
           </w:rPr>
-          <w:t>16</w:t>
+          <w:t>14</w:t>
         </w:r>
         <w:r>
           <w:fldChar w:fldCharType="end"/>
@@ -9001,6 +9404,345 @@
     </w:lvl>
   </w:abstractNum>
   <w:abstractNum w:abstractNumId="11" w15:restartNumberingAfterBreak="0">
+    <w:nsid w:val="20451EE4"/>
+    <w:multiLevelType w:val="hybridMultilevel"/>
+    <w:tmpl w:val="6F9C2A00"/>
+    <w:lvl w:ilvl="0" w:tplc="04190001">
+      <w:start w:val="1"/>
+      <w:numFmt w:val="bullet"/>
+      <w:lvlText w:val=""/>
+      <w:lvlJc w:val="left"/>
+      <w:pPr>
+        <w:ind w:left="1429" w:hanging="360"/>
+      </w:pPr>
+      <w:rPr>
+        <w:rFonts w:ascii="Symbol" w:hAnsi="Symbol" w:hint="default"/>
+      </w:rPr>
+    </w:lvl>
+    <w:lvl w:ilvl="1" w:tplc="04190003" w:tentative="1">
+      <w:start w:val="1"/>
+      <w:numFmt w:val="bullet"/>
+      <w:lvlText w:val="o"/>
+      <w:lvlJc w:val="left"/>
+      <w:pPr>
+        <w:ind w:left="2149" w:hanging="360"/>
+      </w:pPr>
+      <w:rPr>
+        <w:rFonts w:ascii="Courier New" w:hAnsi="Courier New" w:cs="Courier New" w:hint="default"/>
+      </w:rPr>
+    </w:lvl>
+    <w:lvl w:ilvl="2" w:tplc="04190005" w:tentative="1">
+      <w:start w:val="1"/>
+      <w:numFmt w:val="bullet"/>
+      <w:lvlText w:val=""/>
+      <w:lvlJc w:val="left"/>
+      <w:pPr>
+        <w:ind w:left="2869" w:hanging="360"/>
+      </w:pPr>
+      <w:rPr>
+        <w:rFonts w:ascii="Wingdings" w:hAnsi="Wingdings" w:hint="default"/>
+      </w:rPr>
+    </w:lvl>
+    <w:lvl w:ilvl="3" w:tplc="04190001" w:tentative="1">
+      <w:start w:val="1"/>
+      <w:numFmt w:val="bullet"/>
+      <w:lvlText w:val=""/>
+      <w:lvlJc w:val="left"/>
+      <w:pPr>
+        <w:ind w:left="3589" w:hanging="360"/>
+      </w:pPr>
+      <w:rPr>
+        <w:rFonts w:ascii="Symbol" w:hAnsi="Symbol" w:hint="default"/>
+      </w:rPr>
+    </w:lvl>
+    <w:lvl w:ilvl="4" w:tplc="04190003" w:tentative="1">
+      <w:start w:val="1"/>
+      <w:numFmt w:val="bullet"/>
+      <w:lvlText w:val="o"/>
+      <w:lvlJc w:val="left"/>
+      <w:pPr>
+        <w:ind w:left="4309" w:hanging="360"/>
+      </w:pPr>
+      <w:rPr>
+        <w:rFonts w:ascii="Courier New" w:hAnsi="Courier New" w:cs="Courier New" w:hint="default"/>
+      </w:rPr>
+    </w:lvl>
+    <w:lvl w:ilvl="5" w:tplc="04190005" w:tentative="1">
+      <w:start w:val="1"/>
+      <w:numFmt w:val="bullet"/>
+      <w:lvlText w:val=""/>
+      <w:lvlJc w:val="left"/>
+      <w:pPr>
+        <w:ind w:left="5029" w:hanging="360"/>
+      </w:pPr>
+      <w:rPr>
+        <w:rFonts w:ascii="Wingdings" w:hAnsi="Wingdings" w:hint="default"/>
+      </w:rPr>
+    </w:lvl>
+    <w:lvl w:ilvl="6" w:tplc="04190001" w:tentative="1">
+      <w:start w:val="1"/>
+      <w:numFmt w:val="bullet"/>
+      <w:lvlText w:val=""/>
+      <w:lvlJc w:val="left"/>
+      <w:pPr>
+        <w:ind w:left="5749" w:hanging="360"/>
+      </w:pPr>
+      <w:rPr>
+        <w:rFonts w:ascii="Symbol" w:hAnsi="Symbol" w:hint="default"/>
+      </w:rPr>
+    </w:lvl>
+    <w:lvl w:ilvl="7" w:tplc="04190003" w:tentative="1">
+      <w:start w:val="1"/>
+      <w:numFmt w:val="bullet"/>
+      <w:lvlText w:val="o"/>
+      <w:lvlJc w:val="left"/>
+      <w:pPr>
+        <w:ind w:left="6469" w:hanging="360"/>
+      </w:pPr>
+      <w:rPr>
+        <w:rFonts w:ascii="Courier New" w:hAnsi="Courier New" w:cs="Courier New" w:hint="default"/>
+      </w:rPr>
+    </w:lvl>
+    <w:lvl w:ilvl="8" w:tplc="04190005" w:tentative="1">
+      <w:start w:val="1"/>
+      <w:numFmt w:val="bullet"/>
+      <w:lvlText w:val=""/>
+      <w:lvlJc w:val="left"/>
+      <w:pPr>
+        <w:ind w:left="7189" w:hanging="360"/>
+      </w:pPr>
+      <w:rPr>
+        <w:rFonts w:ascii="Wingdings" w:hAnsi="Wingdings" w:hint="default"/>
+      </w:rPr>
+    </w:lvl>
+  </w:abstractNum>
+  <w:abstractNum w:abstractNumId="12" w15:restartNumberingAfterBreak="0">
+    <w:nsid w:val="21765B74"/>
+    <w:multiLevelType w:val="hybridMultilevel"/>
+    <w:tmpl w:val="59B85476"/>
+    <w:lvl w:ilvl="0" w:tplc="04190001">
+      <w:start w:val="1"/>
+      <w:numFmt w:val="bullet"/>
+      <w:lvlText w:val=""/>
+      <w:lvlJc w:val="left"/>
+      <w:pPr>
+        <w:ind w:left="1429" w:hanging="360"/>
+      </w:pPr>
+      <w:rPr>
+        <w:rFonts w:ascii="Symbol" w:hAnsi="Symbol" w:hint="default"/>
+      </w:rPr>
+    </w:lvl>
+    <w:lvl w:ilvl="1" w:tplc="04190003">
+      <w:start w:val="1"/>
+      <w:numFmt w:val="bullet"/>
+      <w:lvlText w:val="o"/>
+      <w:lvlJc w:val="left"/>
+      <w:pPr>
+        <w:ind w:left="2149" w:hanging="360"/>
+      </w:pPr>
+      <w:rPr>
+        <w:rFonts w:ascii="Courier New" w:hAnsi="Courier New" w:cs="Courier New" w:hint="default"/>
+      </w:rPr>
+    </w:lvl>
+    <w:lvl w:ilvl="2" w:tplc="04190005" w:tentative="1">
+      <w:start w:val="1"/>
+      <w:numFmt w:val="bullet"/>
+      <w:lvlText w:val=""/>
+      <w:lvlJc w:val="left"/>
+      <w:pPr>
+        <w:ind w:left="2869" w:hanging="360"/>
+      </w:pPr>
+      <w:rPr>
+        <w:rFonts w:ascii="Wingdings" w:hAnsi="Wingdings" w:hint="default"/>
+      </w:rPr>
+    </w:lvl>
+    <w:lvl w:ilvl="3" w:tplc="04190001" w:tentative="1">
+      <w:start w:val="1"/>
+      <w:numFmt w:val="bullet"/>
+      <w:lvlText w:val=""/>
+      <w:lvlJc w:val="left"/>
+      <w:pPr>
+        <w:ind w:left="3589" w:hanging="360"/>
+      </w:pPr>
+      <w:rPr>
+        <w:rFonts w:ascii="Symbol" w:hAnsi="Symbol" w:hint="default"/>
+      </w:rPr>
+    </w:lvl>
+    <w:lvl w:ilvl="4" w:tplc="04190003" w:tentative="1">
+      <w:start w:val="1"/>
+      <w:numFmt w:val="bullet"/>
+      <w:lvlText w:val="o"/>
+      <w:lvlJc w:val="left"/>
+      <w:pPr>
+        <w:ind w:left="4309" w:hanging="360"/>
+      </w:pPr>
+      <w:rPr>
+        <w:rFonts w:ascii="Courier New" w:hAnsi="Courier New" w:cs="Courier New" w:hint="default"/>
+      </w:rPr>
+    </w:lvl>
+    <w:lvl w:ilvl="5" w:tplc="04190005" w:tentative="1">
+      <w:start w:val="1"/>
+      <w:numFmt w:val="bullet"/>
+      <w:lvlText w:val=""/>
+      <w:lvlJc w:val="left"/>
+      <w:pPr>
+        <w:ind w:left="5029" w:hanging="360"/>
+      </w:pPr>
+      <w:rPr>
+        <w:rFonts w:ascii="Wingdings" w:hAnsi="Wingdings" w:hint="default"/>
+      </w:rPr>
+    </w:lvl>
+    <w:lvl w:ilvl="6" w:tplc="04190001" w:tentative="1">
+      <w:start w:val="1"/>
+      <w:numFmt w:val="bullet"/>
+      <w:lvlText w:val=""/>
+      <w:lvlJc w:val="left"/>
+      <w:pPr>
+        <w:ind w:left="5749" w:hanging="360"/>
+      </w:pPr>
+      <w:rPr>
+        <w:rFonts w:ascii="Symbol" w:hAnsi="Symbol" w:hint="default"/>
+      </w:rPr>
+    </w:lvl>
+    <w:lvl w:ilvl="7" w:tplc="04190003" w:tentative="1">
+      <w:start w:val="1"/>
+      <w:numFmt w:val="bullet"/>
+      <w:lvlText w:val="o"/>
+      <w:lvlJc w:val="left"/>
+      <w:pPr>
+        <w:ind w:left="6469" w:hanging="360"/>
+      </w:pPr>
+      <w:rPr>
+        <w:rFonts w:ascii="Courier New" w:hAnsi="Courier New" w:cs="Courier New" w:hint="default"/>
+      </w:rPr>
+    </w:lvl>
+    <w:lvl w:ilvl="8" w:tplc="04190005" w:tentative="1">
+      <w:start w:val="1"/>
+      <w:numFmt w:val="bullet"/>
+      <w:lvlText w:val=""/>
+      <w:lvlJc w:val="left"/>
+      <w:pPr>
+        <w:ind w:left="7189" w:hanging="360"/>
+      </w:pPr>
+      <w:rPr>
+        <w:rFonts w:ascii="Wingdings" w:hAnsi="Wingdings" w:hint="default"/>
+      </w:rPr>
+    </w:lvl>
+  </w:abstractNum>
+  <w:abstractNum w:abstractNumId="13" w15:restartNumberingAfterBreak="0">
+    <w:nsid w:val="29822416"/>
+    <w:multiLevelType w:val="hybridMultilevel"/>
+    <w:tmpl w:val="8856DE1C"/>
+    <w:lvl w:ilvl="0" w:tplc="04190001">
+      <w:start w:val="1"/>
+      <w:numFmt w:val="bullet"/>
+      <w:lvlText w:val=""/>
+      <w:lvlJc w:val="left"/>
+      <w:pPr>
+        <w:ind w:left="1429" w:hanging="360"/>
+      </w:pPr>
+      <w:rPr>
+        <w:rFonts w:ascii="Symbol" w:hAnsi="Symbol" w:hint="default"/>
+      </w:rPr>
+    </w:lvl>
+    <w:lvl w:ilvl="1" w:tplc="04190003" w:tentative="1">
+      <w:start w:val="1"/>
+      <w:numFmt w:val="bullet"/>
+      <w:lvlText w:val="o"/>
+      <w:lvlJc w:val="left"/>
+      <w:pPr>
+        <w:ind w:left="2149" w:hanging="360"/>
+      </w:pPr>
+      <w:rPr>
+        <w:rFonts w:ascii="Courier New" w:hAnsi="Courier New" w:cs="Courier New" w:hint="default"/>
+      </w:rPr>
+    </w:lvl>
+    <w:lvl w:ilvl="2" w:tplc="04190005" w:tentative="1">
+      <w:start w:val="1"/>
+      <w:numFmt w:val="bullet"/>
+      <w:lvlText w:val=""/>
+      <w:lvlJc w:val="left"/>
+      <w:pPr>
+        <w:ind w:left="2869" w:hanging="360"/>
+      </w:pPr>
+      <w:rPr>
+        <w:rFonts w:ascii="Wingdings" w:hAnsi="Wingdings" w:hint="default"/>
+      </w:rPr>
+    </w:lvl>
+    <w:lvl w:ilvl="3" w:tplc="04190001" w:tentative="1">
+      <w:start w:val="1"/>
+      <w:numFmt w:val="bullet"/>
+      <w:lvlText w:val=""/>
+      <w:lvlJc w:val="left"/>
+      <w:pPr>
+        <w:ind w:left="3589" w:hanging="360"/>
+      </w:pPr>
+      <w:rPr>
+        <w:rFonts w:ascii="Symbol" w:hAnsi="Symbol" w:hint="default"/>
+      </w:rPr>
+    </w:lvl>
+    <w:lvl w:ilvl="4" w:tplc="04190003" w:tentative="1">
+      <w:start w:val="1"/>
+      <w:numFmt w:val="bullet"/>
+      <w:lvlText w:val="o"/>
+      <w:lvlJc w:val="left"/>
+      <w:pPr>
+        <w:ind w:left="4309" w:hanging="360"/>
+      </w:pPr>
+      <w:rPr>
+        <w:rFonts w:ascii="Courier New" w:hAnsi="Courier New" w:cs="Courier New" w:hint="default"/>
+      </w:rPr>
+    </w:lvl>
+    <w:lvl w:ilvl="5" w:tplc="04190005" w:tentative="1">
+      <w:start w:val="1"/>
+      <w:numFmt w:val="bullet"/>
+      <w:lvlText w:val=""/>
+      <w:lvlJc w:val="left"/>
+      <w:pPr>
+        <w:ind w:left="5029" w:hanging="360"/>
+      </w:pPr>
+      <w:rPr>
+        <w:rFonts w:ascii="Wingdings" w:hAnsi="Wingdings" w:hint="default"/>
+      </w:rPr>
+    </w:lvl>
+    <w:lvl w:ilvl="6" w:tplc="04190001" w:tentative="1">
+      <w:start w:val="1"/>
+      <w:numFmt w:val="bullet"/>
+      <w:lvlText w:val=""/>
+      <w:lvlJc w:val="left"/>
+      <w:pPr>
+        <w:ind w:left="5749" w:hanging="360"/>
+      </w:pPr>
+      <w:rPr>
+        <w:rFonts w:ascii="Symbol" w:hAnsi="Symbol" w:hint="default"/>
+      </w:rPr>
+    </w:lvl>
+    <w:lvl w:ilvl="7" w:tplc="04190003" w:tentative="1">
+      <w:start w:val="1"/>
+      <w:numFmt w:val="bullet"/>
+      <w:lvlText w:val="o"/>
+      <w:lvlJc w:val="left"/>
+      <w:pPr>
+        <w:ind w:left="6469" w:hanging="360"/>
+      </w:pPr>
+      <w:rPr>
+        <w:rFonts w:ascii="Courier New" w:hAnsi="Courier New" w:cs="Courier New" w:hint="default"/>
+      </w:rPr>
+    </w:lvl>
+    <w:lvl w:ilvl="8" w:tplc="04190005" w:tentative="1">
+      <w:start w:val="1"/>
+      <w:numFmt w:val="bullet"/>
+      <w:lvlText w:val=""/>
+      <w:lvlJc w:val="left"/>
+      <w:pPr>
+        <w:ind w:left="7189" w:hanging="360"/>
+      </w:pPr>
+      <w:rPr>
+        <w:rFonts w:ascii="Wingdings" w:hAnsi="Wingdings" w:hint="default"/>
+      </w:rPr>
+    </w:lvl>
+  </w:abstractNum>
+  <w:abstractNum w:abstractNumId="14" w15:restartNumberingAfterBreak="0">
     <w:nsid w:val="2BEB072F"/>
     <w:multiLevelType w:val="multilevel"/>
     <w:tmpl w:val="7B7222E0"/>
@@ -9149,7 +9891,7 @@
       </w:rPr>
     </w:lvl>
   </w:abstractNum>
-  <w:abstractNum w:abstractNumId="12" w15:restartNumberingAfterBreak="0">
+  <w:abstractNum w:abstractNumId="15" w15:restartNumberingAfterBreak="0">
     <w:nsid w:val="2BFE6457"/>
     <w:multiLevelType w:val="multilevel"/>
     <w:tmpl w:val="50F06A00"/>
@@ -9262,7 +10004,7 @@
       </w:pPr>
     </w:lvl>
   </w:abstractNum>
-  <w:abstractNum w:abstractNumId="13" w15:restartNumberingAfterBreak="0">
+  <w:abstractNum w:abstractNumId="16" w15:restartNumberingAfterBreak="0">
     <w:nsid w:val="336617C8"/>
     <w:multiLevelType w:val="multilevel"/>
     <w:tmpl w:val="F5D44750"/>
@@ -9411,7 +10153,7 @@
       </w:rPr>
     </w:lvl>
   </w:abstractNum>
-  <w:abstractNum w:abstractNumId="14" w15:restartNumberingAfterBreak="0">
+  <w:abstractNum w:abstractNumId="17" w15:restartNumberingAfterBreak="0">
     <w:nsid w:val="36E7033B"/>
     <w:multiLevelType w:val="multilevel"/>
     <w:tmpl w:val="616276C6"/>
@@ -9560,7 +10302,120 @@
       </w:rPr>
     </w:lvl>
   </w:abstractNum>
-  <w:abstractNum w:abstractNumId="15" w15:restartNumberingAfterBreak="0">
+  <w:abstractNum w:abstractNumId="18" w15:restartNumberingAfterBreak="0">
+    <w:nsid w:val="3DC5660E"/>
+    <w:multiLevelType w:val="hybridMultilevel"/>
+    <w:tmpl w:val="07FC9A0C"/>
+    <w:lvl w:ilvl="0" w:tplc="04190001">
+      <w:start w:val="1"/>
+      <w:numFmt w:val="bullet"/>
+      <w:lvlText w:val=""/>
+      <w:lvlJc w:val="left"/>
+      <w:pPr>
+        <w:ind w:left="1429" w:hanging="360"/>
+      </w:pPr>
+      <w:rPr>
+        <w:rFonts w:ascii="Symbol" w:hAnsi="Symbol" w:hint="default"/>
+      </w:rPr>
+    </w:lvl>
+    <w:lvl w:ilvl="1" w:tplc="04190003" w:tentative="1">
+      <w:start w:val="1"/>
+      <w:numFmt w:val="bullet"/>
+      <w:lvlText w:val="o"/>
+      <w:lvlJc w:val="left"/>
+      <w:pPr>
+        <w:ind w:left="2149" w:hanging="360"/>
+      </w:pPr>
+      <w:rPr>
+        <w:rFonts w:ascii="Courier New" w:hAnsi="Courier New" w:cs="Courier New" w:hint="default"/>
+      </w:rPr>
+    </w:lvl>
+    <w:lvl w:ilvl="2" w:tplc="04190005" w:tentative="1">
+      <w:start w:val="1"/>
+      <w:numFmt w:val="bullet"/>
+      <w:lvlText w:val=""/>
+      <w:lvlJc w:val="left"/>
+      <w:pPr>
+        <w:ind w:left="2869" w:hanging="360"/>
+      </w:pPr>
+      <w:rPr>
+        <w:rFonts w:ascii="Wingdings" w:hAnsi="Wingdings" w:hint="default"/>
+      </w:rPr>
+    </w:lvl>
+    <w:lvl w:ilvl="3" w:tplc="04190001" w:tentative="1">
+      <w:start w:val="1"/>
+      <w:numFmt w:val="bullet"/>
+      <w:lvlText w:val=""/>
+      <w:lvlJc w:val="left"/>
+      <w:pPr>
+        <w:ind w:left="3589" w:hanging="360"/>
+      </w:pPr>
+      <w:rPr>
+        <w:rFonts w:ascii="Symbol" w:hAnsi="Symbol" w:hint="default"/>
+      </w:rPr>
+    </w:lvl>
+    <w:lvl w:ilvl="4" w:tplc="04190003" w:tentative="1">
+      <w:start w:val="1"/>
+      <w:numFmt w:val="bullet"/>
+      <w:lvlText w:val="o"/>
+      <w:lvlJc w:val="left"/>
+      <w:pPr>
+        <w:ind w:left="4309" w:hanging="360"/>
+      </w:pPr>
+      <w:rPr>
+        <w:rFonts w:ascii="Courier New" w:hAnsi="Courier New" w:cs="Courier New" w:hint="default"/>
+      </w:rPr>
+    </w:lvl>
+    <w:lvl w:ilvl="5" w:tplc="04190005" w:tentative="1">
+      <w:start w:val="1"/>
+      <w:numFmt w:val="bullet"/>
+      <w:lvlText w:val=""/>
+      <w:lvlJc w:val="left"/>
+      <w:pPr>
+        <w:ind w:left="5029" w:hanging="360"/>
+      </w:pPr>
+      <w:rPr>
+        <w:rFonts w:ascii="Wingdings" w:hAnsi="Wingdings" w:hint="default"/>
+      </w:rPr>
+    </w:lvl>
+    <w:lvl w:ilvl="6" w:tplc="04190001" w:tentative="1">
+      <w:start w:val="1"/>
+      <w:numFmt w:val="bullet"/>
+      <w:lvlText w:val=""/>
+      <w:lvlJc w:val="left"/>
+      <w:pPr>
+        <w:ind w:left="5749" w:hanging="360"/>
+      </w:pPr>
+      <w:rPr>
+        <w:rFonts w:ascii="Symbol" w:hAnsi="Symbol" w:hint="default"/>
+      </w:rPr>
+    </w:lvl>
+    <w:lvl w:ilvl="7" w:tplc="04190003" w:tentative="1">
+      <w:start w:val="1"/>
+      <w:numFmt w:val="bullet"/>
+      <w:lvlText w:val="o"/>
+      <w:lvlJc w:val="left"/>
+      <w:pPr>
+        <w:ind w:left="6469" w:hanging="360"/>
+      </w:pPr>
+      <w:rPr>
+        <w:rFonts w:ascii="Courier New" w:hAnsi="Courier New" w:cs="Courier New" w:hint="default"/>
+      </w:rPr>
+    </w:lvl>
+    <w:lvl w:ilvl="8" w:tplc="04190005" w:tentative="1">
+      <w:start w:val="1"/>
+      <w:numFmt w:val="bullet"/>
+      <w:lvlText w:val=""/>
+      <w:lvlJc w:val="left"/>
+      <w:pPr>
+        <w:ind w:left="7189" w:hanging="360"/>
+      </w:pPr>
+      <w:rPr>
+        <w:rFonts w:ascii="Wingdings" w:hAnsi="Wingdings" w:hint="default"/>
+      </w:rPr>
+    </w:lvl>
+  </w:abstractNum>
+  <w:abstractNum w:abstractNumId="19" w15:restartNumberingAfterBreak="0">
     <w:nsid w:val="4A1835BC"/>
     <w:multiLevelType w:val="hybridMultilevel"/>
     <w:tmpl w:val="23B894BA"/>
@@ -9649,7 +10504,7 @@
       </w:pPr>
     </w:lvl>
   </w:abstractNum>
-  <w:abstractNum w:abstractNumId="16" w15:restartNumberingAfterBreak="0">
+  <w:abstractNum w:abstractNumId="20" w15:restartNumberingAfterBreak="0">
     <w:nsid w:val="4B217B19"/>
     <w:multiLevelType w:val="hybridMultilevel"/>
     <w:tmpl w:val="354899D2"/>
@@ -9762,7 +10617,7 @@
       </w:rPr>
     </w:lvl>
   </w:abstractNum>
-  <w:abstractNum w:abstractNumId="17" w15:restartNumberingAfterBreak="0">
+  <w:abstractNum w:abstractNumId="21" w15:restartNumberingAfterBreak="0">
     <w:nsid w:val="4D81078B"/>
     <w:multiLevelType w:val="multilevel"/>
     <w:tmpl w:val="FEA23F26"/>
@@ -9911,7 +10766,7 @@
       </w:rPr>
     </w:lvl>
   </w:abstractNum>
-  <w:abstractNum w:abstractNumId="18" w15:restartNumberingAfterBreak="0">
+  <w:abstractNum w:abstractNumId="22" w15:restartNumberingAfterBreak="0">
     <w:nsid w:val="4E1969CF"/>
     <w:multiLevelType w:val="multilevel"/>
     <w:tmpl w:val="EA706AF2"/>
@@ -10024,7 +10879,7 @@
       </w:pPr>
     </w:lvl>
   </w:abstractNum>
-  <w:abstractNum w:abstractNumId="19" w15:restartNumberingAfterBreak="0">
+  <w:abstractNum w:abstractNumId="23" w15:restartNumberingAfterBreak="0">
     <w:nsid w:val="4FA66C1A"/>
     <w:multiLevelType w:val="hybridMultilevel"/>
     <w:tmpl w:val="D0F84C50"/>
@@ -10137,7 +10992,7 @@
       </w:rPr>
     </w:lvl>
   </w:abstractNum>
-  <w:abstractNum w:abstractNumId="20" w15:restartNumberingAfterBreak="0">
+  <w:abstractNum w:abstractNumId="24" w15:restartNumberingAfterBreak="0">
     <w:nsid w:val="55B674EA"/>
     <w:multiLevelType w:val="hybridMultilevel"/>
     <w:tmpl w:val="0AA8294A"/>
@@ -10226,7 +11081,7 @@
       </w:pPr>
     </w:lvl>
   </w:abstractNum>
-  <w:abstractNum w:abstractNumId="21" w15:restartNumberingAfterBreak="0">
+  <w:abstractNum w:abstractNumId="25" w15:restartNumberingAfterBreak="0">
     <w:nsid w:val="592D5B7E"/>
     <w:multiLevelType w:val="hybridMultilevel"/>
     <w:tmpl w:val="6FFEE4FA"/>
@@ -10339,7 +11194,209 @@
       </w:rPr>
     </w:lvl>
   </w:abstractNum>
-  <w:abstractNum w:abstractNumId="22" w15:restartNumberingAfterBreak="0">
+  <w:abstractNum w:abstractNumId="26" w15:restartNumberingAfterBreak="0">
+    <w:nsid w:val="5AC911FE"/>
+    <w:multiLevelType w:val="hybridMultilevel"/>
+    <w:tmpl w:val="FC665D56"/>
+    <w:lvl w:ilvl="0" w:tplc="7D28E860">
+      <w:start w:val="1"/>
+      <w:numFmt w:val="decimal"/>
+      <w:lvlText w:val="%1."/>
+      <w:lvlJc w:val="left"/>
+      <w:pPr>
+        <w:ind w:left="2123" w:hanging="705"/>
+      </w:pPr>
+      <w:rPr>
+        <w:rFonts w:hint="default"/>
+      </w:rPr>
+    </w:lvl>
+    <w:lvl w:ilvl="1" w:tplc="04190019" w:tentative="1">
+      <w:start w:val="1"/>
+      <w:numFmt w:val="lowerLetter"/>
+      <w:lvlText w:val="%2."/>
+      <w:lvlJc w:val="left"/>
+      <w:pPr>
+        <w:ind w:left="2149" w:hanging="360"/>
+      </w:pPr>
+    </w:lvl>
+    <w:lvl w:ilvl="2" w:tplc="0419001B" w:tentative="1">
+      <w:start w:val="1"/>
+      <w:numFmt w:val="lowerRoman"/>
+      <w:lvlText w:val="%3."/>
+      <w:lvlJc w:val="right"/>
+      <w:pPr>
+        <w:ind w:left="2869" w:hanging="180"/>
+      </w:pPr>
+    </w:lvl>
+    <w:lvl w:ilvl="3" w:tplc="0419000F" w:tentative="1">
+      <w:start w:val="1"/>
+      <w:numFmt w:val="decimal"/>
+      <w:lvlText w:val="%4."/>
+      <w:lvlJc w:val="left"/>
+      <w:pPr>
+        <w:ind w:left="3589" w:hanging="360"/>
+      </w:pPr>
+    </w:lvl>
+    <w:lvl w:ilvl="4" w:tplc="04190019" w:tentative="1">
+      <w:start w:val="1"/>
+      <w:numFmt w:val="lowerLetter"/>
+      <w:lvlText w:val="%5."/>
+      <w:lvlJc w:val="left"/>
+      <w:pPr>
+        <w:ind w:left="4309" w:hanging="360"/>
+      </w:pPr>
+    </w:lvl>
+    <w:lvl w:ilvl="5" w:tplc="0419001B" w:tentative="1">
+      <w:start w:val="1"/>
+      <w:numFmt w:val="lowerRoman"/>
+      <w:lvlText w:val="%6."/>
+      <w:lvlJc w:val="right"/>
+      <w:pPr>
+        <w:ind w:left="5029" w:hanging="180"/>
+      </w:pPr>
+    </w:lvl>
+    <w:lvl w:ilvl="6" w:tplc="0419000F" w:tentative="1">
+      <w:start w:val="1"/>
+      <w:numFmt w:val="decimal"/>
+      <w:lvlText w:val="%7."/>
+      <w:lvlJc w:val="left"/>
+      <w:pPr>
+        <w:ind w:left="5749" w:hanging="360"/>
+      </w:pPr>
+    </w:lvl>
+    <w:lvl w:ilvl="7" w:tplc="04190019" w:tentative="1">
+      <w:start w:val="1"/>
+      <w:numFmt w:val="lowerLetter"/>
+      <w:lvlText w:val="%8."/>
+      <w:lvlJc w:val="left"/>
+      <w:pPr>
+        <w:ind w:left="6469" w:hanging="360"/>
+      </w:pPr>
+    </w:lvl>
+    <w:lvl w:ilvl="8" w:tplc="0419001B" w:tentative="1">
+      <w:start w:val="1"/>
+      <w:numFmt w:val="lowerRoman"/>
+      <w:lvlText w:val="%9."/>
+      <w:lvlJc w:val="right"/>
+      <w:pPr>
+        <w:ind w:left="7189" w:hanging="180"/>
+      </w:pPr>
+    </w:lvl>
+  </w:abstractNum>
+  <w:abstractNum w:abstractNumId="27" w15:restartNumberingAfterBreak="0">
+    <w:nsid w:val="5C020933"/>
+    <w:multiLevelType w:val="hybridMultilevel"/>
+    <w:tmpl w:val="3EF21840"/>
+    <w:lvl w:ilvl="0" w:tplc="04190003">
+      <w:start w:val="1"/>
+      <w:numFmt w:val="bullet"/>
+      <w:lvlText w:val="o"/>
+      <w:lvlJc w:val="left"/>
+      <w:pPr>
+        <w:ind w:left="1429" w:hanging="360"/>
+      </w:pPr>
+      <w:rPr>
+        <w:rFonts w:ascii="Courier New" w:hAnsi="Courier New" w:cs="Courier New" w:hint="default"/>
+      </w:rPr>
+    </w:lvl>
+    <w:lvl w:ilvl="1" w:tplc="04190003" w:tentative="1">
+      <w:start w:val="1"/>
+      <w:numFmt w:val="bullet"/>
+      <w:lvlText w:val="o"/>
+      <w:lvlJc w:val="left"/>
+      <w:pPr>
+        <w:ind w:left="2149" w:hanging="360"/>
+      </w:pPr>
+      <w:rPr>
+        <w:rFonts w:ascii="Courier New" w:hAnsi="Courier New" w:cs="Courier New" w:hint="default"/>
+      </w:rPr>
+    </w:lvl>
+    <w:lvl w:ilvl="2" w:tplc="04190005" w:tentative="1">
+      <w:start w:val="1"/>
+      <w:numFmt w:val="bullet"/>
+      <w:lvlText w:val=""/>
+      <w:lvlJc w:val="left"/>
+      <w:pPr>
+        <w:ind w:left="2869" w:hanging="360"/>
+      </w:pPr>
+      <w:rPr>
+        <w:rFonts w:ascii="Wingdings" w:hAnsi="Wingdings" w:hint="default"/>
+      </w:rPr>
+    </w:lvl>
+    <w:lvl w:ilvl="3" w:tplc="04190001" w:tentative="1">
+      <w:start w:val="1"/>
+      <w:numFmt w:val="bullet"/>
+      <w:lvlText w:val=""/>
+      <w:lvlJc w:val="left"/>
+      <w:pPr>
+        <w:ind w:left="3589" w:hanging="360"/>
+      </w:pPr>
+      <w:rPr>
+        <w:rFonts w:ascii="Symbol" w:hAnsi="Symbol" w:hint="default"/>
+      </w:rPr>
+    </w:lvl>
+    <w:lvl w:ilvl="4" w:tplc="04190003" w:tentative="1">
+      <w:start w:val="1"/>
+      <w:numFmt w:val="bullet"/>
+      <w:lvlText w:val="o"/>
+      <w:lvlJc w:val="left"/>
+      <w:pPr>
+        <w:ind w:left="4309" w:hanging="360"/>
+      </w:pPr>
+      <w:rPr>
+        <w:rFonts w:ascii="Courier New" w:hAnsi="Courier New" w:cs="Courier New" w:hint="default"/>
+      </w:rPr>
+    </w:lvl>
+    <w:lvl w:ilvl="5" w:tplc="04190005" w:tentative="1">
+      <w:start w:val="1"/>
+      <w:numFmt w:val="bullet"/>
+      <w:lvlText w:val=""/>
+      <w:lvlJc w:val="left"/>
+      <w:pPr>
+        <w:ind w:left="5029" w:hanging="360"/>
+      </w:pPr>
+      <w:rPr>
+        <w:rFonts w:ascii="Wingdings" w:hAnsi="Wingdings" w:hint="default"/>
+      </w:rPr>
+    </w:lvl>
+    <w:lvl w:ilvl="6" w:tplc="04190001" w:tentative="1">
+      <w:start w:val="1"/>
+      <w:numFmt w:val="bullet"/>
+      <w:lvlText w:val=""/>
+      <w:lvlJc w:val="left"/>
+      <w:pPr>
+        <w:ind w:left="5749" w:hanging="360"/>
+      </w:pPr>
+      <w:rPr>
+        <w:rFonts w:ascii="Symbol" w:hAnsi="Symbol" w:hint="default"/>
+      </w:rPr>
+    </w:lvl>
+    <w:lvl w:ilvl="7" w:tplc="04190003" w:tentative="1">
+      <w:start w:val="1"/>
+      <w:numFmt w:val="bullet"/>
+      <w:lvlText w:val="o"/>
+      <w:lvlJc w:val="left"/>
+      <w:pPr>
+        <w:ind w:left="6469" w:hanging="360"/>
+      </w:pPr>
+      <w:rPr>
+        <w:rFonts w:ascii="Courier New" w:hAnsi="Courier New" w:cs="Courier New" w:hint="default"/>
+      </w:rPr>
+    </w:lvl>
+    <w:lvl w:ilvl="8" w:tplc="04190005" w:tentative="1">
+      <w:start w:val="1"/>
+      <w:numFmt w:val="bullet"/>
+      <w:lvlText w:val=""/>
+      <w:lvlJc w:val="left"/>
+      <w:pPr>
+        <w:ind w:left="7189" w:hanging="360"/>
+      </w:pPr>
+      <w:rPr>
+        <w:rFonts w:ascii="Wingdings" w:hAnsi="Wingdings" w:hint="default"/>
+      </w:rPr>
+    </w:lvl>
+  </w:abstractNum>
+  <w:abstractNum w:abstractNumId="28" w15:restartNumberingAfterBreak="0">
     <w:nsid w:val="5C3D6324"/>
     <w:multiLevelType w:val="hybridMultilevel"/>
     <w:tmpl w:val="50460546"/>
@@ -10452,7 +11509,7 @@
       </w:rPr>
     </w:lvl>
   </w:abstractNum>
-  <w:abstractNum w:abstractNumId="23" w15:restartNumberingAfterBreak="0">
+  <w:abstractNum w:abstractNumId="29" w15:restartNumberingAfterBreak="0">
     <w:nsid w:val="67E04108"/>
     <w:multiLevelType w:val="hybridMultilevel"/>
     <w:tmpl w:val="48344322"/>
@@ -10565,7 +11622,7 @@
       </w:rPr>
     </w:lvl>
   </w:abstractNum>
-  <w:abstractNum w:abstractNumId="24" w15:restartNumberingAfterBreak="0">
+  <w:abstractNum w:abstractNumId="30" w15:restartNumberingAfterBreak="0">
     <w:nsid w:val="69D26C65"/>
     <w:multiLevelType w:val="hybridMultilevel"/>
     <w:tmpl w:val="8EE8C66A"/>
@@ -10654,7 +11711,7 @@
       </w:pPr>
     </w:lvl>
   </w:abstractNum>
-  <w:abstractNum w:abstractNumId="25" w15:restartNumberingAfterBreak="0">
+  <w:abstractNum w:abstractNumId="31" w15:restartNumberingAfterBreak="0">
     <w:nsid w:val="6C473DD6"/>
     <w:multiLevelType w:val="hybridMultilevel"/>
     <w:tmpl w:val="7B90CEB0"/>
@@ -10743,7 +11800,7 @@
       </w:pPr>
     </w:lvl>
   </w:abstractNum>
-  <w:abstractNum w:abstractNumId="26" w15:restartNumberingAfterBreak="0">
+  <w:abstractNum w:abstractNumId="32" w15:restartNumberingAfterBreak="0">
     <w:nsid w:val="6F67219C"/>
     <w:multiLevelType w:val="multilevel"/>
     <w:tmpl w:val="0D84EE3C"/>
@@ -10892,7 +11949,7 @@
       </w:rPr>
     </w:lvl>
   </w:abstractNum>
-  <w:abstractNum w:abstractNumId="27" w15:restartNumberingAfterBreak="0">
+  <w:abstractNum w:abstractNumId="33" w15:restartNumberingAfterBreak="0">
     <w:nsid w:val="731255EE"/>
     <w:multiLevelType w:val="multilevel"/>
     <w:tmpl w:val="905C82E8"/>
@@ -11041,7 +12098,7 @@
       </w:rPr>
     </w:lvl>
   </w:abstractNum>
-  <w:abstractNum w:abstractNumId="28" w15:restartNumberingAfterBreak="0">
+  <w:abstractNum w:abstractNumId="34" w15:restartNumberingAfterBreak="0">
     <w:nsid w:val="73556760"/>
     <w:multiLevelType w:val="hybridMultilevel"/>
     <w:tmpl w:val="18281612"/>
@@ -11154,7 +12211,7 @@
       </w:rPr>
     </w:lvl>
   </w:abstractNum>
-  <w:abstractNum w:abstractNumId="29" w15:restartNumberingAfterBreak="0">
+  <w:abstractNum w:abstractNumId="35" w15:restartNumberingAfterBreak="0">
     <w:nsid w:val="7A514E86"/>
     <w:multiLevelType w:val="hybridMultilevel"/>
     <w:tmpl w:val="78F8537E"/>
@@ -11267,7 +12324,7 @@
       </w:rPr>
     </w:lvl>
   </w:abstractNum>
-  <w:abstractNum w:abstractNumId="30" w15:restartNumberingAfterBreak="0">
+  <w:abstractNum w:abstractNumId="36" w15:restartNumberingAfterBreak="0">
     <w:nsid w:val="7BB771EE"/>
     <w:multiLevelType w:val="hybridMultilevel"/>
     <w:tmpl w:val="56FA3C0E"/>
@@ -11357,43 +12414,43 @@
     </w:lvl>
   </w:abstractNum>
   <w:num w:numId="1">
-    <w:abstractNumId w:val="13"/>
+    <w:abstractNumId w:val="16"/>
   </w:num>
   <w:num w:numId="2">
     <w:abstractNumId w:val="7"/>
   </w:num>
   <w:num w:numId="3">
-    <w:abstractNumId w:val="11"/>
+    <w:abstractNumId w:val="14"/>
   </w:num>
   <w:num w:numId="4">
-    <w:abstractNumId w:val="14"/>
+    <w:abstractNumId w:val="17"/>
   </w:num>
   <w:num w:numId="5">
     <w:abstractNumId w:val="2"/>
   </w:num>
   <w:num w:numId="6">
-    <w:abstractNumId w:val="12"/>
+    <w:abstractNumId w:val="15"/>
   </w:num>
   <w:num w:numId="7">
     <w:abstractNumId w:val="6"/>
   </w:num>
   <w:num w:numId="8">
-    <w:abstractNumId w:val="26"/>
+    <w:abstractNumId w:val="32"/>
   </w:num>
   <w:num w:numId="9">
     <w:abstractNumId w:val="4"/>
   </w:num>
   <w:num w:numId="10">
-    <w:abstractNumId w:val="27"/>
+    <w:abstractNumId w:val="33"/>
   </w:num>
   <w:num w:numId="11">
-    <w:abstractNumId w:val="18"/>
+    <w:abstractNumId w:val="22"/>
   </w:num>
   <w:num w:numId="12">
     <w:abstractNumId w:val="3"/>
   </w:num>
   <w:num w:numId="13">
-    <w:abstractNumId w:val="17"/>
+    <w:abstractNumId w:val="21"/>
   </w:num>
   <w:num w:numId="14">
     <w:abstractNumId w:val="0"/>
@@ -11402,16 +12459,16 @@
     <w:abstractNumId w:val="1"/>
   </w:num>
   <w:num w:numId="16">
-    <w:abstractNumId w:val="24"/>
+    <w:abstractNumId w:val="30"/>
   </w:num>
   <w:num w:numId="17">
-    <w:abstractNumId w:val="16"/>
+    <w:abstractNumId w:val="20"/>
   </w:num>
   <w:num w:numId="18">
-    <w:abstractNumId w:val="15"/>
+    <w:abstractNumId w:val="19"/>
   </w:num>
   <w:num w:numId="19">
-    <w:abstractNumId w:val="30"/>
+    <w:abstractNumId w:val="36"/>
   </w:num>
   <w:num w:numId="20">
     <w:abstractNumId w:val="9"/>
@@ -11420,13 +12477,13 @@
     <w:abstractNumId w:val="10"/>
   </w:num>
   <w:num w:numId="22">
-    <w:abstractNumId w:val="25"/>
+    <w:abstractNumId w:val="31"/>
   </w:num>
   <w:num w:numId="23">
-    <w:abstractNumId w:val="20"/>
+    <w:abstractNumId w:val="24"/>
   </w:num>
   <w:num w:numId="24">
-    <w:abstractNumId w:val="21"/>
+    <w:abstractNumId w:val="25"/>
   </w:num>
   <w:num w:numId="25">
     <w:abstractNumId w:val="8"/>
@@ -11435,19 +12492,37 @@
     <w:abstractNumId w:val="5"/>
   </w:num>
   <w:num w:numId="27">
-    <w:abstractNumId w:val="22"/>
+    <w:abstractNumId w:val="28"/>
   </w:num>
   <w:num w:numId="28">
+    <w:abstractNumId w:val="29"/>
+  </w:num>
+  <w:num w:numId="29">
+    <w:abstractNumId w:val="34"/>
+  </w:num>
+  <w:num w:numId="30">
+    <w:abstractNumId w:val="35"/>
+  </w:num>
+  <w:num w:numId="31">
     <w:abstractNumId w:val="23"/>
   </w:num>
-  <w:num w:numId="29">
-    <w:abstractNumId w:val="28"/>
+  <w:num w:numId="32">
+    <w:abstractNumId w:val="27"/>
   </w:num>
-  <w:num w:numId="30">
-    <w:abstractNumId w:val="29"/>
+  <w:num w:numId="33">
+    <w:abstractNumId w:val="11"/>
   </w:num>
-  <w:num w:numId="31">
-    <w:abstractNumId w:val="19"/>
+  <w:num w:numId="34">
+    <w:abstractNumId w:val="13"/>
+  </w:num>
+  <w:num w:numId="35">
+    <w:abstractNumId w:val="12"/>
+  </w:num>
+  <w:num w:numId="36">
+    <w:abstractNumId w:val="26"/>
+  </w:num>
+  <w:num w:numId="37">
+    <w:abstractNumId w:val="18"/>
   </w:num>
 </w:numbering>
 </file>
@@ -12437,7 +13512,7 @@
 </file>
 
 <file path=customXml/itemProps1.xml><?xml version="1.0" encoding="utf-8"?>
-<ds:datastoreItem xmlns:ds="http://schemas.openxmlformats.org/officeDocument/2006/customXml" ds:itemID="{867C617B-E338-4308-A7DD-2374B3E31680}">
+<ds:datastoreItem xmlns:ds="http://schemas.openxmlformats.org/officeDocument/2006/customXml" ds:itemID="{DC421B9C-F772-4D23-9656-1E3BC821BA5F}">
   <ds:schemaRefs>
     <ds:schemaRef ds:uri="http://schemas.openxmlformats.org/officeDocument/2006/bibliography"/>
   </ds:schemaRefs>
